--- a/1-运维服务目录/010102-公司运行维护服务目录.docx
+++ b/1-运维服务目录/010102-公司运行维护服务目录.docx
@@ -13,7 +13,7 @@
         <w:pStyle w:val="26"/>
         <w:bidi w:val="0"/>
       </w:pPr>
-      <w:bookmarkStart w:id="0" w:name="_Toc27956"/>
+      <w:bookmarkStart w:id="0" w:name="_Toc14947"/>
       <w:r>
         <w:t>公司运行维护服务目录</w:t>
       </w:r>
@@ -24,7 +24,7 @@
         <w:pStyle w:val="27"/>
         <w:bidi w:val="0"/>
       </w:pPr>
-      <w:bookmarkStart w:id="1" w:name="_Toc21715"/>
+      <w:bookmarkStart w:id="1" w:name="_Toc9478"/>
       <w:r>
         <w:t>中达丰集团有限公司</w:t>
       </w:r>
@@ -81,7 +81,7 @@
           <w:szCs w:val="28"/>
         </w:rPr>
       </w:pPr>
-      <w:bookmarkStart w:id="2" w:name="_Toc20817"/>
+      <w:bookmarkStart w:id="2" w:name="_Toc30117"/>
       <w:r>
         <w:rPr>
           <w:rFonts w:ascii="宋体" w:hAnsi="宋体" w:eastAsia="宋体" w:cs="宋体"/>
@@ -1097,7 +1097,7 @@
               <w:rFonts w:ascii="Calibri" w:hAnsi="Calibri" w:eastAsia="Calibri" w:cs="Calibri"/>
               <w:szCs w:val="24"/>
             </w:rPr>
-            <w:instrText xml:space="preserve"> HYPERLINK \l _Toc27956 </w:instrText>
+            <w:instrText xml:space="preserve"> HYPERLINK \l _Toc14947 </w:instrText>
           </w:r>
           <w:r>
             <w:rPr>
@@ -1116,7 +1116,7 @@
             <w:fldChar w:fldCharType="begin"/>
           </w:r>
           <w:r>
-            <w:instrText xml:space="preserve"> PAGEREF _Toc27956 \h </w:instrText>
+            <w:instrText xml:space="preserve"> PAGEREF _Toc14947 \h </w:instrText>
           </w:r>
           <w:r>
             <w:fldChar w:fldCharType="separate"/>
@@ -1154,7 +1154,7 @@
               <w:rFonts w:ascii="Calibri" w:hAnsi="Calibri" w:eastAsia="Calibri" w:cs="Calibri"/>
               <w:szCs w:val="24"/>
             </w:rPr>
-            <w:instrText xml:space="preserve"> HYPERLINK \l _Toc21715 </w:instrText>
+            <w:instrText xml:space="preserve"> HYPERLINK \l _Toc9478 </w:instrText>
           </w:r>
           <w:r>
             <w:rPr>
@@ -1173,7 +1173,7 @@
             <w:fldChar w:fldCharType="begin"/>
           </w:r>
           <w:r>
-            <w:instrText xml:space="preserve"> PAGEREF _Toc21715 \h </w:instrText>
+            <w:instrText xml:space="preserve"> PAGEREF _Toc9478 \h </w:instrText>
           </w:r>
           <w:r>
             <w:fldChar w:fldCharType="separate"/>
@@ -1211,7 +1211,7 @@
               <w:rFonts w:ascii="Calibri" w:hAnsi="Calibri" w:eastAsia="Calibri" w:cs="Calibri"/>
               <w:szCs w:val="24"/>
             </w:rPr>
-            <w:instrText xml:space="preserve"> HYPERLINK \l _Toc20817 </w:instrText>
+            <w:instrText xml:space="preserve"> HYPERLINK \l _Toc30117 </w:instrText>
           </w:r>
           <w:r>
             <w:rPr>
@@ -1235,7 +1235,7 @@
             <w:fldChar w:fldCharType="begin"/>
           </w:r>
           <w:r>
-            <w:instrText xml:space="preserve"> PAGEREF _Toc20817 \h </w:instrText>
+            <w:instrText xml:space="preserve"> PAGEREF _Toc30117 \h </w:instrText>
           </w:r>
           <w:r>
             <w:fldChar w:fldCharType="separate"/>
@@ -1273,7 +1273,7 @@
               <w:rFonts w:ascii="Calibri" w:hAnsi="Calibri" w:eastAsia="Calibri" w:cs="Calibri"/>
               <w:szCs w:val="24"/>
             </w:rPr>
-            <w:instrText xml:space="preserve"> HYPERLINK \l _Toc21428 </w:instrText>
+            <w:instrText xml:space="preserve"> HYPERLINK \l _Toc13156 </w:instrText>
           </w:r>
           <w:r>
             <w:rPr>
@@ -1334,7 +1334,7 @@
             <w:fldChar w:fldCharType="begin"/>
           </w:r>
           <w:r>
-            <w:instrText xml:space="preserve"> PAGEREF _Toc21428 \h </w:instrText>
+            <w:instrText xml:space="preserve"> PAGEREF _Toc13156 \h </w:instrText>
           </w:r>
           <w:r>
             <w:fldChar w:fldCharType="separate"/>
@@ -1372,7 +1372,7 @@
               <w:rFonts w:ascii="Calibri" w:hAnsi="Calibri" w:eastAsia="Calibri" w:cs="Calibri"/>
               <w:szCs w:val="24"/>
             </w:rPr>
-            <w:instrText xml:space="preserve"> HYPERLINK \l _Toc28452 </w:instrText>
+            <w:instrText xml:space="preserve"> HYPERLINK \l _Toc1986 </w:instrText>
           </w:r>
           <w:r>
             <w:rPr>
@@ -1433,7 +1433,7 @@
             <w:fldChar w:fldCharType="begin"/>
           </w:r>
           <w:r>
-            <w:instrText xml:space="preserve"> PAGEREF _Toc28452 \h </w:instrText>
+            <w:instrText xml:space="preserve"> PAGEREF _Toc1986 \h </w:instrText>
           </w:r>
           <w:r>
             <w:fldChar w:fldCharType="separate"/>
@@ -1471,7 +1471,7 @@
               <w:rFonts w:ascii="Calibri" w:hAnsi="Calibri" w:eastAsia="Calibri" w:cs="Calibri"/>
               <w:szCs w:val="24"/>
             </w:rPr>
-            <w:instrText xml:space="preserve"> HYPERLINK \l _Toc22136 </w:instrText>
+            <w:instrText xml:space="preserve"> HYPERLINK \l _Toc19591 </w:instrText>
           </w:r>
           <w:r>
             <w:rPr>
@@ -1532,7 +1532,7 @@
             <w:fldChar w:fldCharType="begin"/>
           </w:r>
           <w:r>
-            <w:instrText xml:space="preserve"> PAGEREF _Toc22136 \h </w:instrText>
+            <w:instrText xml:space="preserve"> PAGEREF _Toc19591 \h </w:instrText>
           </w:r>
           <w:r>
             <w:fldChar w:fldCharType="separate"/>
@@ -1570,7 +1570,7 @@
               <w:rFonts w:ascii="Calibri" w:hAnsi="Calibri" w:eastAsia="Calibri" w:cs="Calibri"/>
               <w:szCs w:val="24"/>
             </w:rPr>
-            <w:instrText xml:space="preserve"> HYPERLINK \l _Toc20291 </w:instrText>
+            <w:instrText xml:space="preserve"> HYPERLINK \l _Toc14474 </w:instrText>
           </w:r>
           <w:r>
             <w:rPr>
@@ -1622,7 +1622,7 @@
             <w:fldChar w:fldCharType="begin"/>
           </w:r>
           <w:r>
-            <w:instrText xml:space="preserve"> PAGEREF _Toc20291 \h </w:instrText>
+            <w:instrText xml:space="preserve"> PAGEREF _Toc14474 \h </w:instrText>
           </w:r>
           <w:r>
             <w:fldChar w:fldCharType="separate"/>
@@ -1660,7 +1660,7 @@
               <w:rFonts w:ascii="Calibri" w:hAnsi="Calibri" w:eastAsia="Calibri" w:cs="Calibri"/>
               <w:szCs w:val="24"/>
             </w:rPr>
-            <w:instrText xml:space="preserve"> HYPERLINK \l _Toc1405 </w:instrText>
+            <w:instrText xml:space="preserve"> HYPERLINK \l _Toc1465 </w:instrText>
           </w:r>
           <w:r>
             <w:rPr>
@@ -1726,7 +1726,7 @@
             <w:fldChar w:fldCharType="begin"/>
           </w:r>
           <w:r>
-            <w:instrText xml:space="preserve"> PAGEREF _Toc1405 \h </w:instrText>
+            <w:instrText xml:space="preserve"> PAGEREF _Toc1465 \h </w:instrText>
           </w:r>
           <w:r>
             <w:fldChar w:fldCharType="separate"/>
@@ -1764,7 +1764,7 @@
               <w:rFonts w:ascii="Calibri" w:hAnsi="Calibri" w:eastAsia="Calibri" w:cs="Calibri"/>
               <w:szCs w:val="24"/>
             </w:rPr>
-            <w:instrText xml:space="preserve"> HYPERLINK \l _Toc14890 </w:instrText>
+            <w:instrText xml:space="preserve"> HYPERLINK \l _Toc27121 </w:instrText>
           </w:r>
           <w:r>
             <w:rPr>
@@ -1831,7 +1831,7 @@
             <w:fldChar w:fldCharType="begin"/>
           </w:r>
           <w:r>
-            <w:instrText xml:space="preserve"> PAGEREF _Toc14890 \h </w:instrText>
+            <w:instrText xml:space="preserve"> PAGEREF _Toc27121 \h </w:instrText>
           </w:r>
           <w:r>
             <w:fldChar w:fldCharType="separate"/>
@@ -1869,7 +1869,7 @@
               <w:rFonts w:ascii="Calibri" w:hAnsi="Calibri" w:eastAsia="Calibri" w:cs="Calibri"/>
               <w:szCs w:val="24"/>
             </w:rPr>
-            <w:instrText xml:space="preserve"> HYPERLINK \l _Toc10885 </w:instrText>
+            <w:instrText xml:space="preserve"> HYPERLINK \l _Toc7084 </w:instrText>
           </w:r>
           <w:r>
             <w:rPr>
@@ -1936,7 +1936,7 @@
             <w:fldChar w:fldCharType="begin"/>
           </w:r>
           <w:r>
-            <w:instrText xml:space="preserve"> PAGEREF _Toc10885 \h </w:instrText>
+            <w:instrText xml:space="preserve"> PAGEREF _Toc7084 \h </w:instrText>
           </w:r>
           <w:r>
             <w:fldChar w:fldCharType="separate"/>
@@ -1974,7 +1974,7 @@
               <w:rFonts w:ascii="Calibri" w:hAnsi="Calibri" w:eastAsia="Calibri" w:cs="Calibri"/>
               <w:szCs w:val="24"/>
             </w:rPr>
-            <w:instrText xml:space="preserve"> HYPERLINK \l _Toc12544 </w:instrText>
+            <w:instrText xml:space="preserve"> HYPERLINK \l _Toc26182 </w:instrText>
           </w:r>
           <w:r>
             <w:rPr>
@@ -2035,7 +2035,7 @@
             <w:fldChar w:fldCharType="begin"/>
           </w:r>
           <w:r>
-            <w:instrText xml:space="preserve"> PAGEREF _Toc12544 \h </w:instrText>
+            <w:instrText xml:space="preserve"> PAGEREF _Toc26182 \h </w:instrText>
           </w:r>
           <w:r>
             <w:fldChar w:fldCharType="separate"/>
@@ -2073,7 +2073,7 @@
               <w:rFonts w:ascii="Calibri" w:hAnsi="Calibri" w:eastAsia="Calibri" w:cs="Calibri"/>
               <w:szCs w:val="24"/>
             </w:rPr>
-            <w:instrText xml:space="preserve"> HYPERLINK \l _Toc20185 </w:instrText>
+            <w:instrText xml:space="preserve"> HYPERLINK \l _Toc13896 </w:instrText>
           </w:r>
           <w:r>
             <w:rPr>
@@ -2130,7 +2130,7 @@
             <w:fldChar w:fldCharType="begin"/>
           </w:r>
           <w:r>
-            <w:instrText xml:space="preserve"> PAGEREF _Toc20185 \h </w:instrText>
+            <w:instrText xml:space="preserve"> PAGEREF _Toc13896 \h </w:instrText>
           </w:r>
           <w:r>
             <w:fldChar w:fldCharType="separate"/>
@@ -2168,7 +2168,7 @@
               <w:rFonts w:ascii="Calibri" w:hAnsi="Calibri" w:eastAsia="Calibri" w:cs="Calibri"/>
               <w:szCs w:val="24"/>
             </w:rPr>
-            <w:instrText xml:space="preserve"> HYPERLINK \l _Toc31140 </w:instrText>
+            <w:instrText xml:space="preserve"> HYPERLINK \l _Toc2365 </w:instrText>
           </w:r>
           <w:r>
             <w:rPr>
@@ -2234,7 +2234,7 @@
             <w:fldChar w:fldCharType="begin"/>
           </w:r>
           <w:r>
-            <w:instrText xml:space="preserve"> PAGEREF _Toc31140 \h </w:instrText>
+            <w:instrText xml:space="preserve"> PAGEREF _Toc2365 \h </w:instrText>
           </w:r>
           <w:r>
             <w:fldChar w:fldCharType="separate"/>
@@ -2299,12 +2299,6 @@
     </w:p>
     <w:p>
       <w:pPr>
-        <w:pStyle w:val="12"/>
-        <w:spacing w:line="470" w:lineRule="auto"/>
-      </w:pPr>
-    </w:p>
-    <w:p>
-      <w:pPr>
         <w:spacing w:before="130" w:line="220" w:lineRule="auto"/>
         <w:ind w:left="86"/>
         <w:outlineLvl w:val="0"/>
@@ -2316,7 +2310,7 @@
       </w:pPr>
       <w:bookmarkStart w:id="3" w:name="bookmark1"/>
       <w:bookmarkEnd w:id="3"/>
-      <w:bookmarkStart w:id="4" w:name="_Toc21428"/>
+      <w:bookmarkStart w:id="4" w:name="_Toc13156"/>
       <w:r>
         <w:rPr>
           <w:rFonts w:ascii="Calibri" w:hAnsi="Calibri" w:eastAsia="Calibri" w:cs="Calibri"/>
@@ -2391,7 +2385,7 @@
           <w:szCs w:val="31"/>
         </w:rPr>
       </w:pPr>
-      <w:bookmarkStart w:id="5" w:name="_Toc28452"/>
+      <w:bookmarkStart w:id="5" w:name="_Toc1986"/>
       <w:r>
         <w:rPr>
           <w:rFonts w:ascii="Calibri" w:hAnsi="Calibri" w:eastAsia="Calibri" w:cs="Calibri"/>
@@ -2449,11 +2443,6 @@
       </w:r>
       <w:bookmarkEnd w:id="5"/>
     </w:p>
-    <w:p>
-      <w:pPr>
-        <w:spacing w:before="86"/>
-      </w:pPr>
-    </w:p>
     <w:tbl>
       <w:tblPr>
         <w:tblStyle w:val="24"/>
@@ -3693,7 +3682,7 @@
           <w:szCs w:val="40"/>
         </w:rPr>
       </w:pPr>
-      <w:bookmarkStart w:id="6" w:name="_Toc22136"/>
+      <w:bookmarkStart w:id="6" w:name="_Toc19591"/>
       <w:r>
         <w:rPr>
           <w:rFonts w:ascii="Calibri" w:hAnsi="Calibri" w:eastAsia="Calibri" w:cs="Calibri"/>
@@ -3764,7 +3753,7 @@
       </w:pPr>
       <w:bookmarkStart w:id="7" w:name="bookmark12"/>
       <w:bookmarkEnd w:id="7"/>
-      <w:bookmarkStart w:id="8" w:name="_Toc20291"/>
+      <w:bookmarkStart w:id="8" w:name="_Toc14474"/>
       <w:r>
         <w:rPr>
           <w:rFonts w:ascii="Calibri" w:hAnsi="Calibri" w:eastAsia="Calibri" w:cs="Calibri"/>
@@ -7617,7 +7606,7 @@
           <w:szCs w:val="31"/>
         </w:rPr>
       </w:pPr>
-      <w:bookmarkStart w:id="9" w:name="_Toc1405"/>
+      <w:bookmarkStart w:id="9" w:name="_Toc1465"/>
       <w:r>
         <w:rPr>
           <w:rFonts w:ascii="Calibri" w:hAnsi="Calibri" w:eastAsia="Calibri" w:cs="Calibri"/>
@@ -9946,7 +9935,7 @@
           <w:szCs w:val="31"/>
         </w:rPr>
       </w:pPr>
-      <w:bookmarkStart w:id="10" w:name="_Toc14890"/>
+      <w:bookmarkStart w:id="10" w:name="_Toc27121"/>
       <w:r>
         <w:rPr>
           <w:rFonts w:ascii="Calibri" w:hAnsi="Calibri" w:eastAsia="Calibri" w:cs="Calibri"/>
@@ -13867,7 +13856,7 @@
           <w:szCs w:val="31"/>
         </w:rPr>
       </w:pPr>
-      <w:bookmarkStart w:id="11" w:name="_Toc10885"/>
+      <w:bookmarkStart w:id="11" w:name="_Toc7084"/>
       <w:r>
         <w:rPr>
           <w:rFonts w:ascii="Calibri" w:hAnsi="Calibri" w:eastAsia="Calibri" w:cs="Calibri"/>
@@ -18272,7 +18261,7 @@
           <w:szCs w:val="40"/>
         </w:rPr>
       </w:pPr>
-      <w:bookmarkStart w:id="12" w:name="_Toc12544"/>
+      <w:bookmarkStart w:id="12" w:name="_Toc26182"/>
       <w:r>
         <w:rPr>
           <w:rFonts w:ascii="Calibri" w:hAnsi="Calibri" w:eastAsia="Calibri" w:cs="Calibri"/>
@@ -18343,7 +18332,7 @@
       </w:pPr>
       <w:bookmarkStart w:id="13" w:name="bookmark13"/>
       <w:bookmarkEnd w:id="13"/>
-      <w:bookmarkStart w:id="14" w:name="_Toc20185"/>
+      <w:bookmarkStart w:id="14" w:name="_Toc13896"/>
       <w:r>
         <w:rPr>
           <w:rFonts w:ascii="Calibri" w:hAnsi="Calibri" w:eastAsia="Calibri" w:cs="Calibri"/>
@@ -23769,7 +23758,7 @@
           <w:szCs w:val="31"/>
         </w:rPr>
       </w:pPr>
-      <w:bookmarkStart w:id="15" w:name="_Toc31140"/>
+      <w:bookmarkStart w:id="15" w:name="_Toc2365"/>
       <w:r>
         <w:rPr>
           <w:rFonts w:ascii="Calibri" w:hAnsi="Calibri" w:eastAsia="Calibri" w:cs="Calibri"/>

--- a/1-运维服务目录/010102-公司运行维护服务目录.docx
+++ b/1-运维服务目录/010102-公司运行维护服务目录.docx
@@ -13,7 +13,7 @@
         <w:pStyle w:val="26"/>
         <w:bidi w:val="0"/>
       </w:pPr>
-      <w:bookmarkStart w:id="0" w:name="_Toc14947"/>
+      <w:bookmarkStart w:id="0" w:name="_Toc380"/>
       <w:r>
         <w:t>公司运行维护服务目录</w:t>
       </w:r>
@@ -24,7 +24,7 @@
         <w:pStyle w:val="27"/>
         <w:bidi w:val="0"/>
       </w:pPr>
-      <w:bookmarkStart w:id="1" w:name="_Toc9478"/>
+      <w:bookmarkStart w:id="1" w:name="_Toc9933"/>
       <w:r>
         <w:t>中达丰集团有限公司</w:t>
       </w:r>
@@ -81,7 +81,7 @@
           <w:szCs w:val="28"/>
         </w:rPr>
       </w:pPr>
-      <w:bookmarkStart w:id="2" w:name="_Toc30117"/>
+      <w:bookmarkStart w:id="2" w:name="_Toc21769"/>
       <w:r>
         <w:rPr>
           <w:rFonts w:ascii="宋体" w:hAnsi="宋体" w:eastAsia="宋体" w:cs="宋体"/>
@@ -1059,8 +1059,6 @@
               <w:tab w:val="right" w:leader="dot" w:pos="14017"/>
             </w:tabs>
           </w:pPr>
-          <w:bookmarkStart w:id="16" w:name="_GoBack"/>
-          <w:bookmarkEnd w:id="16"/>
           <w:r>
             <w:rPr>
               <w:rFonts w:ascii="Calibri" w:hAnsi="Calibri" w:eastAsia="Calibri" w:cs="Calibri"/>
@@ -1097,7 +1095,7 @@
               <w:rFonts w:ascii="Calibri" w:hAnsi="Calibri" w:eastAsia="Calibri" w:cs="Calibri"/>
               <w:szCs w:val="24"/>
             </w:rPr>
-            <w:instrText xml:space="preserve"> HYPERLINK \l _Toc14947 </w:instrText>
+            <w:instrText xml:space="preserve"> HYPERLINK \l _Toc380 </w:instrText>
           </w:r>
           <w:r>
             <w:rPr>
@@ -1116,7 +1114,7 @@
             <w:fldChar w:fldCharType="begin"/>
           </w:r>
           <w:r>
-            <w:instrText xml:space="preserve"> PAGEREF _Toc14947 \h </w:instrText>
+            <w:instrText xml:space="preserve"> PAGEREF _Toc380 \h </w:instrText>
           </w:r>
           <w:r>
             <w:fldChar w:fldCharType="separate"/>
@@ -1154,7 +1152,7 @@
               <w:rFonts w:ascii="Calibri" w:hAnsi="Calibri" w:eastAsia="Calibri" w:cs="Calibri"/>
               <w:szCs w:val="24"/>
             </w:rPr>
-            <w:instrText xml:space="preserve"> HYPERLINK \l _Toc9478 </w:instrText>
+            <w:instrText xml:space="preserve"> HYPERLINK \l _Toc9933 </w:instrText>
           </w:r>
           <w:r>
             <w:rPr>
@@ -1173,7 +1171,7 @@
             <w:fldChar w:fldCharType="begin"/>
           </w:r>
           <w:r>
-            <w:instrText xml:space="preserve"> PAGEREF _Toc9478 \h </w:instrText>
+            <w:instrText xml:space="preserve"> PAGEREF _Toc9933 \h </w:instrText>
           </w:r>
           <w:r>
             <w:fldChar w:fldCharType="separate"/>
@@ -1211,7 +1209,7 @@
               <w:rFonts w:ascii="Calibri" w:hAnsi="Calibri" w:eastAsia="Calibri" w:cs="Calibri"/>
               <w:szCs w:val="24"/>
             </w:rPr>
-            <w:instrText xml:space="preserve"> HYPERLINK \l _Toc30117 </w:instrText>
+            <w:instrText xml:space="preserve"> HYPERLINK \l _Toc21769 </w:instrText>
           </w:r>
           <w:r>
             <w:rPr>
@@ -1235,7 +1233,7 @@
             <w:fldChar w:fldCharType="begin"/>
           </w:r>
           <w:r>
-            <w:instrText xml:space="preserve"> PAGEREF _Toc30117 \h </w:instrText>
+            <w:instrText xml:space="preserve"> PAGEREF _Toc21769 \h </w:instrText>
           </w:r>
           <w:r>
             <w:fldChar w:fldCharType="separate"/>
@@ -1273,7 +1271,7 @@
               <w:rFonts w:ascii="Calibri" w:hAnsi="Calibri" w:eastAsia="Calibri" w:cs="Calibri"/>
               <w:szCs w:val="24"/>
             </w:rPr>
-            <w:instrText xml:space="preserve"> HYPERLINK \l _Toc13156 </w:instrText>
+            <w:instrText xml:space="preserve"> HYPERLINK \l _Toc26934 </w:instrText>
           </w:r>
           <w:r>
             <w:rPr>
@@ -1334,7 +1332,7 @@
             <w:fldChar w:fldCharType="begin"/>
           </w:r>
           <w:r>
-            <w:instrText xml:space="preserve"> PAGEREF _Toc13156 \h </w:instrText>
+            <w:instrText xml:space="preserve"> PAGEREF _Toc26934 \h </w:instrText>
           </w:r>
           <w:r>
             <w:fldChar w:fldCharType="separate"/>
@@ -1372,7 +1370,7 @@
               <w:rFonts w:ascii="Calibri" w:hAnsi="Calibri" w:eastAsia="Calibri" w:cs="Calibri"/>
               <w:szCs w:val="24"/>
             </w:rPr>
-            <w:instrText xml:space="preserve"> HYPERLINK \l _Toc1986 </w:instrText>
+            <w:instrText xml:space="preserve"> HYPERLINK \l _Toc9148 </w:instrText>
           </w:r>
           <w:r>
             <w:rPr>
@@ -1433,7 +1431,7 @@
             <w:fldChar w:fldCharType="begin"/>
           </w:r>
           <w:r>
-            <w:instrText xml:space="preserve"> PAGEREF _Toc1986 \h </w:instrText>
+            <w:instrText xml:space="preserve"> PAGEREF _Toc9148 \h </w:instrText>
           </w:r>
           <w:r>
             <w:fldChar w:fldCharType="separate"/>
@@ -1471,7 +1469,7 @@
               <w:rFonts w:ascii="Calibri" w:hAnsi="Calibri" w:eastAsia="Calibri" w:cs="Calibri"/>
               <w:szCs w:val="24"/>
             </w:rPr>
-            <w:instrText xml:space="preserve"> HYPERLINK \l _Toc19591 </w:instrText>
+            <w:instrText xml:space="preserve"> HYPERLINK \l _Toc21494 </w:instrText>
           </w:r>
           <w:r>
             <w:rPr>
@@ -1532,7 +1530,7 @@
             <w:fldChar w:fldCharType="begin"/>
           </w:r>
           <w:r>
-            <w:instrText xml:space="preserve"> PAGEREF _Toc19591 \h </w:instrText>
+            <w:instrText xml:space="preserve"> PAGEREF _Toc21494 \h </w:instrText>
           </w:r>
           <w:r>
             <w:fldChar w:fldCharType="separate"/>
@@ -1570,7 +1568,7 @@
               <w:rFonts w:ascii="Calibri" w:hAnsi="Calibri" w:eastAsia="Calibri" w:cs="Calibri"/>
               <w:szCs w:val="24"/>
             </w:rPr>
-            <w:instrText xml:space="preserve"> HYPERLINK \l _Toc14474 </w:instrText>
+            <w:instrText xml:space="preserve"> HYPERLINK \l _Toc5400 </w:instrText>
           </w:r>
           <w:r>
             <w:rPr>
@@ -1622,7 +1620,7 @@
             <w:fldChar w:fldCharType="begin"/>
           </w:r>
           <w:r>
-            <w:instrText xml:space="preserve"> PAGEREF _Toc14474 \h </w:instrText>
+            <w:instrText xml:space="preserve"> PAGEREF _Toc5400 \h </w:instrText>
           </w:r>
           <w:r>
             <w:fldChar w:fldCharType="separate"/>
@@ -1660,7 +1658,7 @@
               <w:rFonts w:ascii="Calibri" w:hAnsi="Calibri" w:eastAsia="Calibri" w:cs="Calibri"/>
               <w:szCs w:val="24"/>
             </w:rPr>
-            <w:instrText xml:space="preserve"> HYPERLINK \l _Toc1465 </w:instrText>
+            <w:instrText xml:space="preserve"> HYPERLINK \l _Toc18609 </w:instrText>
           </w:r>
           <w:r>
             <w:rPr>
@@ -1726,7 +1724,7 @@
             <w:fldChar w:fldCharType="begin"/>
           </w:r>
           <w:r>
-            <w:instrText xml:space="preserve"> PAGEREF _Toc1465 \h </w:instrText>
+            <w:instrText xml:space="preserve"> PAGEREF _Toc18609 \h </w:instrText>
           </w:r>
           <w:r>
             <w:fldChar w:fldCharType="separate"/>
@@ -1764,7 +1762,7 @@
               <w:rFonts w:ascii="Calibri" w:hAnsi="Calibri" w:eastAsia="Calibri" w:cs="Calibri"/>
               <w:szCs w:val="24"/>
             </w:rPr>
-            <w:instrText xml:space="preserve"> HYPERLINK \l _Toc27121 </w:instrText>
+            <w:instrText xml:space="preserve"> HYPERLINK \l _Toc17305 </w:instrText>
           </w:r>
           <w:r>
             <w:rPr>
@@ -1831,7 +1829,7 @@
             <w:fldChar w:fldCharType="begin"/>
           </w:r>
           <w:r>
-            <w:instrText xml:space="preserve"> PAGEREF _Toc27121 \h </w:instrText>
+            <w:instrText xml:space="preserve"> PAGEREF _Toc17305 \h </w:instrText>
           </w:r>
           <w:r>
             <w:fldChar w:fldCharType="separate"/>
@@ -1869,7 +1867,7 @@
               <w:rFonts w:ascii="Calibri" w:hAnsi="Calibri" w:eastAsia="Calibri" w:cs="Calibri"/>
               <w:szCs w:val="24"/>
             </w:rPr>
-            <w:instrText xml:space="preserve"> HYPERLINK \l _Toc7084 </w:instrText>
+            <w:instrText xml:space="preserve"> HYPERLINK \l _Toc25015 </w:instrText>
           </w:r>
           <w:r>
             <w:rPr>
@@ -1936,7 +1934,7 @@
             <w:fldChar w:fldCharType="begin"/>
           </w:r>
           <w:r>
-            <w:instrText xml:space="preserve"> PAGEREF _Toc7084 \h </w:instrText>
+            <w:instrText xml:space="preserve"> PAGEREF _Toc25015 \h </w:instrText>
           </w:r>
           <w:r>
             <w:fldChar w:fldCharType="separate"/>
@@ -1974,7 +1972,7 @@
               <w:rFonts w:ascii="Calibri" w:hAnsi="Calibri" w:eastAsia="Calibri" w:cs="Calibri"/>
               <w:szCs w:val="24"/>
             </w:rPr>
-            <w:instrText xml:space="preserve"> HYPERLINK \l _Toc26182 </w:instrText>
+            <w:instrText xml:space="preserve"> HYPERLINK \l _Toc11020 </w:instrText>
           </w:r>
           <w:r>
             <w:rPr>
@@ -2035,7 +2033,7 @@
             <w:fldChar w:fldCharType="begin"/>
           </w:r>
           <w:r>
-            <w:instrText xml:space="preserve"> PAGEREF _Toc26182 \h </w:instrText>
+            <w:instrText xml:space="preserve"> PAGEREF _Toc11020 \h </w:instrText>
           </w:r>
           <w:r>
             <w:fldChar w:fldCharType="separate"/>
@@ -2073,7 +2071,7 @@
               <w:rFonts w:ascii="Calibri" w:hAnsi="Calibri" w:eastAsia="Calibri" w:cs="Calibri"/>
               <w:szCs w:val="24"/>
             </w:rPr>
-            <w:instrText xml:space="preserve"> HYPERLINK \l _Toc13896 </w:instrText>
+            <w:instrText xml:space="preserve"> HYPERLINK \l _Toc13174 </w:instrText>
           </w:r>
           <w:r>
             <w:rPr>
@@ -2130,7 +2128,7 @@
             <w:fldChar w:fldCharType="begin"/>
           </w:r>
           <w:r>
-            <w:instrText xml:space="preserve"> PAGEREF _Toc13896 \h </w:instrText>
+            <w:instrText xml:space="preserve"> PAGEREF _Toc13174 \h </w:instrText>
           </w:r>
           <w:r>
             <w:fldChar w:fldCharType="separate"/>
@@ -2168,7 +2166,7 @@
               <w:rFonts w:ascii="Calibri" w:hAnsi="Calibri" w:eastAsia="Calibri" w:cs="Calibri"/>
               <w:szCs w:val="24"/>
             </w:rPr>
-            <w:instrText xml:space="preserve"> HYPERLINK \l _Toc2365 </w:instrText>
+            <w:instrText xml:space="preserve"> HYPERLINK \l _Toc16045 </w:instrText>
           </w:r>
           <w:r>
             <w:rPr>
@@ -2234,7 +2232,7 @@
             <w:fldChar w:fldCharType="begin"/>
           </w:r>
           <w:r>
-            <w:instrText xml:space="preserve"> PAGEREF _Toc2365 \h </w:instrText>
+            <w:instrText xml:space="preserve"> PAGEREF _Toc16045 \h </w:instrText>
           </w:r>
           <w:r>
             <w:fldChar w:fldCharType="separate"/>
@@ -2310,7 +2308,7 @@
       </w:pPr>
       <w:bookmarkStart w:id="3" w:name="bookmark1"/>
       <w:bookmarkEnd w:id="3"/>
-      <w:bookmarkStart w:id="4" w:name="_Toc13156"/>
+      <w:bookmarkStart w:id="4" w:name="_Toc26934"/>
       <w:r>
         <w:rPr>
           <w:rFonts w:ascii="Calibri" w:hAnsi="Calibri" w:eastAsia="Calibri" w:cs="Calibri"/>
@@ -2385,7 +2383,7 @@
           <w:szCs w:val="31"/>
         </w:rPr>
       </w:pPr>
-      <w:bookmarkStart w:id="5" w:name="_Toc1986"/>
+      <w:bookmarkStart w:id="5" w:name="_Toc9148"/>
       <w:r>
         <w:rPr>
           <w:rFonts w:ascii="Calibri" w:hAnsi="Calibri" w:eastAsia="Calibri" w:cs="Calibri"/>
@@ -3682,7 +3680,7 @@
           <w:szCs w:val="40"/>
         </w:rPr>
       </w:pPr>
-      <w:bookmarkStart w:id="6" w:name="_Toc19591"/>
+      <w:bookmarkStart w:id="6" w:name="_Toc21494"/>
       <w:r>
         <w:rPr>
           <w:rFonts w:ascii="Calibri" w:hAnsi="Calibri" w:eastAsia="Calibri" w:cs="Calibri"/>
@@ -3753,7 +3751,7 @@
       </w:pPr>
       <w:bookmarkStart w:id="7" w:name="bookmark12"/>
       <w:bookmarkEnd w:id="7"/>
-      <w:bookmarkStart w:id="8" w:name="_Toc14474"/>
+      <w:bookmarkStart w:id="8" w:name="_Toc5400"/>
       <w:r>
         <w:rPr>
           <w:rFonts w:ascii="Calibri" w:hAnsi="Calibri" w:eastAsia="Calibri" w:cs="Calibri"/>
@@ -7606,7 +7604,7 @@
           <w:szCs w:val="31"/>
         </w:rPr>
       </w:pPr>
-      <w:bookmarkStart w:id="9" w:name="_Toc1465"/>
+      <w:bookmarkStart w:id="9" w:name="_Toc18609"/>
       <w:r>
         <w:rPr>
           <w:rFonts w:ascii="Calibri" w:hAnsi="Calibri" w:eastAsia="Calibri" w:cs="Calibri"/>
@@ -9935,7 +9933,7 @@
           <w:szCs w:val="31"/>
         </w:rPr>
       </w:pPr>
-      <w:bookmarkStart w:id="10" w:name="_Toc27121"/>
+      <w:bookmarkStart w:id="10" w:name="_Toc17305"/>
       <w:r>
         <w:rPr>
           <w:rFonts w:ascii="Calibri" w:hAnsi="Calibri" w:eastAsia="Calibri" w:cs="Calibri"/>
@@ -13856,7 +13854,7 @@
           <w:szCs w:val="31"/>
         </w:rPr>
       </w:pPr>
-      <w:bookmarkStart w:id="11" w:name="_Toc7084"/>
+      <w:bookmarkStart w:id="11" w:name="_Toc25015"/>
       <w:r>
         <w:rPr>
           <w:rFonts w:ascii="Calibri" w:hAnsi="Calibri" w:eastAsia="Calibri" w:cs="Calibri"/>
@@ -18261,7 +18259,7 @@
           <w:szCs w:val="40"/>
         </w:rPr>
       </w:pPr>
-      <w:bookmarkStart w:id="12" w:name="_Toc26182"/>
+      <w:bookmarkStart w:id="12" w:name="_Toc11020"/>
       <w:r>
         <w:rPr>
           <w:rFonts w:ascii="Calibri" w:hAnsi="Calibri" w:eastAsia="Calibri" w:cs="Calibri"/>
@@ -18332,7 +18330,7 @@
       </w:pPr>
       <w:bookmarkStart w:id="13" w:name="bookmark13"/>
       <w:bookmarkEnd w:id="13"/>
-      <w:bookmarkStart w:id="14" w:name="_Toc13896"/>
+      <w:bookmarkStart w:id="14" w:name="_Toc13174"/>
       <w:r>
         <w:rPr>
           <w:rFonts w:ascii="Calibri" w:hAnsi="Calibri" w:eastAsia="Calibri" w:cs="Calibri"/>
@@ -18478,6 +18476,8 @@
         </w:rPr>
         <w:t>）</w:t>
       </w:r>
+      <w:bookmarkStart w:id="16" w:name="_GoBack"/>
+      <w:bookmarkEnd w:id="16"/>
     </w:p>
     <w:p>
       <w:pPr>
@@ -23758,7 +23758,7 @@
           <w:szCs w:val="31"/>
         </w:rPr>
       </w:pPr>
-      <w:bookmarkStart w:id="15" w:name="_Toc2365"/>
+      <w:bookmarkStart w:id="15" w:name="_Toc16045"/>
       <w:r>
         <w:rPr>
           <w:rFonts w:ascii="Calibri" w:hAnsi="Calibri" w:eastAsia="Calibri" w:cs="Calibri"/>

--- a/1-运维服务目录/010102-公司运行维护服务目录.docx
+++ b/1-运维服务目录/010102-公司运行维护服务目录.docx
@@ -13,7 +13,7 @@
         <w:pStyle w:val="26"/>
         <w:bidi w:val="0"/>
       </w:pPr>
-      <w:bookmarkStart w:id="0" w:name="_Toc380"/>
+      <w:bookmarkStart w:id="0" w:name="_Toc22928"/>
       <w:r>
         <w:t>公司运行维护服务目录</w:t>
       </w:r>
@@ -24,7 +24,7 @@
         <w:pStyle w:val="27"/>
         <w:bidi w:val="0"/>
       </w:pPr>
-      <w:bookmarkStart w:id="1" w:name="_Toc9933"/>
+      <w:bookmarkStart w:id="1" w:name="_Toc22199"/>
       <w:r>
         <w:t>中达丰集团有限公司</w:t>
       </w:r>
@@ -81,7 +81,7 @@
           <w:szCs w:val="28"/>
         </w:rPr>
       </w:pPr>
-      <w:bookmarkStart w:id="2" w:name="_Toc21769"/>
+      <w:bookmarkStart w:id="2" w:name="_Toc15504"/>
       <w:r>
         <w:rPr>
           <w:rFonts w:ascii="宋体" w:hAnsi="宋体" w:eastAsia="宋体" w:cs="宋体"/>
@@ -1095,7 +1095,7 @@
               <w:rFonts w:ascii="Calibri" w:hAnsi="Calibri" w:eastAsia="Calibri" w:cs="Calibri"/>
               <w:szCs w:val="24"/>
             </w:rPr>
-            <w:instrText xml:space="preserve"> HYPERLINK \l _Toc380 </w:instrText>
+            <w:instrText xml:space="preserve"> HYPERLINK \l _Toc22928 </w:instrText>
           </w:r>
           <w:r>
             <w:rPr>
@@ -1114,7 +1114,7 @@
             <w:fldChar w:fldCharType="begin"/>
           </w:r>
           <w:r>
-            <w:instrText xml:space="preserve"> PAGEREF _Toc380 \h </w:instrText>
+            <w:instrText xml:space="preserve"> PAGEREF _Toc22928 \h </w:instrText>
           </w:r>
           <w:r>
             <w:fldChar w:fldCharType="separate"/>
@@ -1152,7 +1152,7 @@
               <w:rFonts w:ascii="Calibri" w:hAnsi="Calibri" w:eastAsia="Calibri" w:cs="Calibri"/>
               <w:szCs w:val="24"/>
             </w:rPr>
-            <w:instrText xml:space="preserve"> HYPERLINK \l _Toc9933 </w:instrText>
+            <w:instrText xml:space="preserve"> HYPERLINK \l _Toc22199 </w:instrText>
           </w:r>
           <w:r>
             <w:rPr>
@@ -1171,7 +1171,7 @@
             <w:fldChar w:fldCharType="begin"/>
           </w:r>
           <w:r>
-            <w:instrText xml:space="preserve"> PAGEREF _Toc9933 \h </w:instrText>
+            <w:instrText xml:space="preserve"> PAGEREF _Toc22199 \h </w:instrText>
           </w:r>
           <w:r>
             <w:fldChar w:fldCharType="separate"/>
@@ -1209,7 +1209,7 @@
               <w:rFonts w:ascii="Calibri" w:hAnsi="Calibri" w:eastAsia="Calibri" w:cs="Calibri"/>
               <w:szCs w:val="24"/>
             </w:rPr>
-            <w:instrText xml:space="preserve"> HYPERLINK \l _Toc21769 </w:instrText>
+            <w:instrText xml:space="preserve"> HYPERLINK \l _Toc15504 </w:instrText>
           </w:r>
           <w:r>
             <w:rPr>
@@ -1233,7 +1233,7 @@
             <w:fldChar w:fldCharType="begin"/>
           </w:r>
           <w:r>
-            <w:instrText xml:space="preserve"> PAGEREF _Toc21769 \h </w:instrText>
+            <w:instrText xml:space="preserve"> PAGEREF _Toc15504 \h </w:instrText>
           </w:r>
           <w:r>
             <w:fldChar w:fldCharType="separate"/>
@@ -1271,7 +1271,7 @@
               <w:rFonts w:ascii="Calibri" w:hAnsi="Calibri" w:eastAsia="Calibri" w:cs="Calibri"/>
               <w:szCs w:val="24"/>
             </w:rPr>
-            <w:instrText xml:space="preserve"> HYPERLINK \l _Toc26934 </w:instrText>
+            <w:instrText xml:space="preserve"> HYPERLINK \l _Toc11720 </w:instrText>
           </w:r>
           <w:r>
             <w:rPr>
@@ -1332,7 +1332,7 @@
             <w:fldChar w:fldCharType="begin"/>
           </w:r>
           <w:r>
-            <w:instrText xml:space="preserve"> PAGEREF _Toc26934 \h </w:instrText>
+            <w:instrText xml:space="preserve"> PAGEREF _Toc11720 \h </w:instrText>
           </w:r>
           <w:r>
             <w:fldChar w:fldCharType="separate"/>
@@ -1370,7 +1370,7 @@
               <w:rFonts w:ascii="Calibri" w:hAnsi="Calibri" w:eastAsia="Calibri" w:cs="Calibri"/>
               <w:szCs w:val="24"/>
             </w:rPr>
-            <w:instrText xml:space="preserve"> HYPERLINK \l _Toc9148 </w:instrText>
+            <w:instrText xml:space="preserve"> HYPERLINK \l _Toc454 </w:instrText>
           </w:r>
           <w:r>
             <w:rPr>
@@ -1431,7 +1431,7 @@
             <w:fldChar w:fldCharType="begin"/>
           </w:r>
           <w:r>
-            <w:instrText xml:space="preserve"> PAGEREF _Toc9148 \h </w:instrText>
+            <w:instrText xml:space="preserve"> PAGEREF _Toc454 \h </w:instrText>
           </w:r>
           <w:r>
             <w:fldChar w:fldCharType="separate"/>
@@ -1469,7 +1469,7 @@
               <w:rFonts w:ascii="Calibri" w:hAnsi="Calibri" w:eastAsia="Calibri" w:cs="Calibri"/>
               <w:szCs w:val="24"/>
             </w:rPr>
-            <w:instrText xml:space="preserve"> HYPERLINK \l _Toc21494 </w:instrText>
+            <w:instrText xml:space="preserve"> HYPERLINK \l _Toc7946 </w:instrText>
           </w:r>
           <w:r>
             <w:rPr>
@@ -1530,7 +1530,7 @@
             <w:fldChar w:fldCharType="begin"/>
           </w:r>
           <w:r>
-            <w:instrText xml:space="preserve"> PAGEREF _Toc21494 \h </w:instrText>
+            <w:instrText xml:space="preserve"> PAGEREF _Toc7946 \h </w:instrText>
           </w:r>
           <w:r>
             <w:fldChar w:fldCharType="separate"/>
@@ -1568,7 +1568,7 @@
               <w:rFonts w:ascii="Calibri" w:hAnsi="Calibri" w:eastAsia="Calibri" w:cs="Calibri"/>
               <w:szCs w:val="24"/>
             </w:rPr>
-            <w:instrText xml:space="preserve"> HYPERLINK \l _Toc5400 </w:instrText>
+            <w:instrText xml:space="preserve"> HYPERLINK \l _Toc2806 </w:instrText>
           </w:r>
           <w:r>
             <w:rPr>
@@ -1620,7 +1620,7 @@
             <w:fldChar w:fldCharType="begin"/>
           </w:r>
           <w:r>
-            <w:instrText xml:space="preserve"> PAGEREF _Toc5400 \h </w:instrText>
+            <w:instrText xml:space="preserve"> PAGEREF _Toc2806 \h </w:instrText>
           </w:r>
           <w:r>
             <w:fldChar w:fldCharType="separate"/>
@@ -1658,7 +1658,7 @@
               <w:rFonts w:ascii="Calibri" w:hAnsi="Calibri" w:eastAsia="Calibri" w:cs="Calibri"/>
               <w:szCs w:val="24"/>
             </w:rPr>
-            <w:instrText xml:space="preserve"> HYPERLINK \l _Toc18609 </w:instrText>
+            <w:instrText xml:space="preserve"> HYPERLINK \l _Toc3513 </w:instrText>
           </w:r>
           <w:r>
             <w:rPr>
@@ -1724,7 +1724,7 @@
             <w:fldChar w:fldCharType="begin"/>
           </w:r>
           <w:r>
-            <w:instrText xml:space="preserve"> PAGEREF _Toc18609 \h </w:instrText>
+            <w:instrText xml:space="preserve"> PAGEREF _Toc3513 \h </w:instrText>
           </w:r>
           <w:r>
             <w:fldChar w:fldCharType="separate"/>
@@ -1762,7 +1762,7 @@
               <w:rFonts w:ascii="Calibri" w:hAnsi="Calibri" w:eastAsia="Calibri" w:cs="Calibri"/>
               <w:szCs w:val="24"/>
             </w:rPr>
-            <w:instrText xml:space="preserve"> HYPERLINK \l _Toc17305 </w:instrText>
+            <w:instrText xml:space="preserve"> HYPERLINK \l _Toc15565 </w:instrText>
           </w:r>
           <w:r>
             <w:rPr>
@@ -1829,7 +1829,7 @@
             <w:fldChar w:fldCharType="begin"/>
           </w:r>
           <w:r>
-            <w:instrText xml:space="preserve"> PAGEREF _Toc17305 \h </w:instrText>
+            <w:instrText xml:space="preserve"> PAGEREF _Toc15565 \h </w:instrText>
           </w:r>
           <w:r>
             <w:fldChar w:fldCharType="separate"/>
@@ -1867,7 +1867,7 @@
               <w:rFonts w:ascii="Calibri" w:hAnsi="Calibri" w:eastAsia="Calibri" w:cs="Calibri"/>
               <w:szCs w:val="24"/>
             </w:rPr>
-            <w:instrText xml:space="preserve"> HYPERLINK \l _Toc25015 </w:instrText>
+            <w:instrText xml:space="preserve"> HYPERLINK \l _Toc10406 </w:instrText>
           </w:r>
           <w:r>
             <w:rPr>
@@ -1934,7 +1934,7 @@
             <w:fldChar w:fldCharType="begin"/>
           </w:r>
           <w:r>
-            <w:instrText xml:space="preserve"> PAGEREF _Toc25015 \h </w:instrText>
+            <w:instrText xml:space="preserve"> PAGEREF _Toc10406 \h </w:instrText>
           </w:r>
           <w:r>
             <w:fldChar w:fldCharType="separate"/>
@@ -1972,7 +1972,7 @@
               <w:rFonts w:ascii="Calibri" w:hAnsi="Calibri" w:eastAsia="Calibri" w:cs="Calibri"/>
               <w:szCs w:val="24"/>
             </w:rPr>
-            <w:instrText xml:space="preserve"> HYPERLINK \l _Toc11020 </w:instrText>
+            <w:instrText xml:space="preserve"> HYPERLINK \l _Toc23625 </w:instrText>
           </w:r>
           <w:r>
             <w:rPr>
@@ -2033,7 +2033,7 @@
             <w:fldChar w:fldCharType="begin"/>
           </w:r>
           <w:r>
-            <w:instrText xml:space="preserve"> PAGEREF _Toc11020 \h </w:instrText>
+            <w:instrText xml:space="preserve"> PAGEREF _Toc23625 \h </w:instrText>
           </w:r>
           <w:r>
             <w:fldChar w:fldCharType="separate"/>
@@ -2071,7 +2071,7 @@
               <w:rFonts w:ascii="Calibri" w:hAnsi="Calibri" w:eastAsia="Calibri" w:cs="Calibri"/>
               <w:szCs w:val="24"/>
             </w:rPr>
-            <w:instrText xml:space="preserve"> HYPERLINK \l _Toc13174 </w:instrText>
+            <w:instrText xml:space="preserve"> HYPERLINK \l _Toc29830 </w:instrText>
           </w:r>
           <w:r>
             <w:rPr>
@@ -2128,7 +2128,7 @@
             <w:fldChar w:fldCharType="begin"/>
           </w:r>
           <w:r>
-            <w:instrText xml:space="preserve"> PAGEREF _Toc13174 \h </w:instrText>
+            <w:instrText xml:space="preserve"> PAGEREF _Toc29830 \h </w:instrText>
           </w:r>
           <w:r>
             <w:fldChar w:fldCharType="separate"/>
@@ -2166,7 +2166,7 @@
               <w:rFonts w:ascii="Calibri" w:hAnsi="Calibri" w:eastAsia="Calibri" w:cs="Calibri"/>
               <w:szCs w:val="24"/>
             </w:rPr>
-            <w:instrText xml:space="preserve"> HYPERLINK \l _Toc16045 </w:instrText>
+            <w:instrText xml:space="preserve"> HYPERLINK \l _Toc2129 </w:instrText>
           </w:r>
           <w:r>
             <w:rPr>
@@ -2232,13 +2232,211 @@
             <w:fldChar w:fldCharType="begin"/>
           </w:r>
           <w:r>
-            <w:instrText xml:space="preserve"> PAGEREF _Toc16045 \h </w:instrText>
+            <w:instrText xml:space="preserve"> PAGEREF _Toc2129 \h </w:instrText>
           </w:r>
           <w:r>
             <w:fldChar w:fldCharType="separate"/>
           </w:r>
           <w:r>
             <w:t>16</w:t>
+          </w:r>
+          <w:r>
+            <w:fldChar w:fldCharType="end"/>
+          </w:r>
+          <w:r>
+            <w:rPr>
+              <w:rFonts w:ascii="Calibri" w:hAnsi="Calibri" w:eastAsia="Calibri" w:cs="Calibri"/>
+              <w:szCs w:val="24"/>
+            </w:rPr>
+            <w:fldChar w:fldCharType="end"/>
+          </w:r>
+        </w:p>
+        <w:p>
+          <w:pPr>
+            <w:pStyle w:val="16"/>
+            <w:tabs>
+              <w:tab w:val="right" w:leader="dot" w:pos="14017"/>
+            </w:tabs>
+          </w:pPr>
+          <w:r>
+            <w:rPr>
+              <w:rFonts w:ascii="Calibri" w:hAnsi="Calibri" w:eastAsia="Calibri" w:cs="Calibri"/>
+              <w:szCs w:val="24"/>
+            </w:rPr>
+            <w:fldChar w:fldCharType="begin"/>
+          </w:r>
+          <w:r>
+            <w:rPr>
+              <w:rFonts w:ascii="Calibri" w:hAnsi="Calibri" w:eastAsia="Calibri" w:cs="Calibri"/>
+              <w:szCs w:val="24"/>
+            </w:rPr>
+            <w:instrText xml:space="preserve"> HYPERLINK \l _Toc5529 </w:instrText>
+          </w:r>
+          <w:r>
+            <w:rPr>
+              <w:rFonts w:ascii="Calibri" w:hAnsi="Calibri" w:eastAsia="Calibri" w:cs="Calibri"/>
+              <w:szCs w:val="24"/>
+            </w:rPr>
+            <w:fldChar w:fldCharType="separate"/>
+          </w:r>
+          <w:r>
+            <w:rPr>
+              <w:rFonts w:ascii="宋体" w:hAnsi="宋体" w:eastAsia="宋体" w:cs="宋体"/>
+              <w:bCs/>
+              <w:spacing w:val="-9"/>
+              <w:szCs w:val="40"/>
+            </w:rPr>
+            <w:t xml:space="preserve">4. </w:t>
+          </w:r>
+          <w:r>
+            <w:rPr>
+              <w:rFonts w:hint="eastAsia" w:ascii="Calibri" w:hAnsi="Calibri" w:eastAsia="宋体" w:cs="Calibri"/>
+              <w:bCs/>
+              <w:spacing w:val="70"/>
+              <w:szCs w:val="40"/>
+              <w:lang w:val="en-US" w:eastAsia="zh-CN"/>
+            </w:rPr>
+            <w:t>安全</w:t>
+          </w:r>
+          <w:r>
+            <w:rPr>
+              <w:rFonts w:ascii="宋体" w:hAnsi="宋体" w:eastAsia="宋体" w:cs="宋体"/>
+              <w:bCs/>
+              <w:spacing w:val="-9"/>
+              <w:szCs w:val="40"/>
+            </w:rPr>
+            <w:t>运维服务（</w:t>
+          </w:r>
+          <w:r>
+            <w:rPr>
+              <w:rFonts w:ascii="Calibri" w:hAnsi="Calibri" w:eastAsia="Calibri" w:cs="Calibri"/>
+              <w:bCs/>
+              <w:spacing w:val="-9"/>
+              <w:szCs w:val="40"/>
+            </w:rPr>
+            <w:t>040</w:t>
+          </w:r>
+          <w:r>
+            <w:rPr>
+              <w:rFonts w:hint="eastAsia" w:ascii="Calibri" w:hAnsi="Calibri" w:eastAsia="宋体" w:cs="Calibri"/>
+              <w:bCs/>
+              <w:spacing w:val="-9"/>
+              <w:szCs w:val="40"/>
+              <w:lang w:val="en-US" w:eastAsia="zh-CN"/>
+            </w:rPr>
+            <w:t>4</w:t>
+          </w:r>
+          <w:r>
+            <w:rPr>
+              <w:rFonts w:ascii="宋体" w:hAnsi="宋体" w:eastAsia="宋体" w:cs="宋体"/>
+              <w:bCs/>
+              <w:spacing w:val="-9"/>
+              <w:szCs w:val="40"/>
+            </w:rPr>
+            <w:t>）</w:t>
+          </w:r>
+          <w:r>
+            <w:tab/>
+          </w:r>
+          <w:r>
+            <w:fldChar w:fldCharType="begin"/>
+          </w:r>
+          <w:r>
+            <w:instrText xml:space="preserve"> PAGEREF _Toc5529 \h </w:instrText>
+          </w:r>
+          <w:r>
+            <w:fldChar w:fldCharType="separate"/>
+          </w:r>
+          <w:r>
+            <w:t>17</w:t>
+          </w:r>
+          <w:r>
+            <w:fldChar w:fldCharType="end"/>
+          </w:r>
+          <w:r>
+            <w:rPr>
+              <w:rFonts w:ascii="Calibri" w:hAnsi="Calibri" w:eastAsia="Calibri" w:cs="Calibri"/>
+              <w:szCs w:val="24"/>
+            </w:rPr>
+            <w:fldChar w:fldCharType="end"/>
+          </w:r>
+        </w:p>
+        <w:p>
+          <w:pPr>
+            <w:pStyle w:val="17"/>
+            <w:tabs>
+              <w:tab w:val="right" w:leader="dot" w:pos="14017"/>
+            </w:tabs>
+          </w:pPr>
+          <w:r>
+            <w:rPr>
+              <w:rFonts w:ascii="Calibri" w:hAnsi="Calibri" w:eastAsia="Calibri" w:cs="Calibri"/>
+              <w:szCs w:val="24"/>
+            </w:rPr>
+            <w:fldChar w:fldCharType="begin"/>
+          </w:r>
+          <w:r>
+            <w:rPr>
+              <w:rFonts w:ascii="Calibri" w:hAnsi="Calibri" w:eastAsia="Calibri" w:cs="Calibri"/>
+              <w:szCs w:val="24"/>
+            </w:rPr>
+            <w:instrText xml:space="preserve"> HYPERLINK \l _Toc14642 </w:instrText>
+          </w:r>
+          <w:r>
+            <w:rPr>
+              <w:rFonts w:ascii="Calibri" w:hAnsi="Calibri" w:eastAsia="Calibri" w:cs="Calibri"/>
+              <w:szCs w:val="24"/>
+            </w:rPr>
+            <w:fldChar w:fldCharType="separate"/>
+          </w:r>
+          <w:r>
+            <w:rPr>
+              <w:rFonts w:hint="eastAsia" w:ascii="Calibri" w:hAnsi="Calibri" w:eastAsia="Calibri" w:cs="Calibri"/>
+              <w:bCs/>
+              <w:szCs w:val="31"/>
+              <w:lang w:val="en-US" w:eastAsia="zh-CN"/>
+            </w:rPr>
+            <w:t>4.1 安全扫描加固</w:t>
+          </w:r>
+          <w:r>
+            <w:rPr>
+              <w:rFonts w:ascii="Calibri" w:hAnsi="Calibri" w:eastAsia="Calibri" w:cs="Calibri"/>
+              <w:bCs/>
+              <w:szCs w:val="31"/>
+            </w:rPr>
+            <w:t>运维服务（</w:t>
+          </w:r>
+          <w:r>
+            <w:rPr>
+              <w:rFonts w:hint="eastAsia" w:ascii="Calibri" w:hAnsi="Calibri" w:eastAsia="Calibri" w:cs="Calibri"/>
+              <w:bCs/>
+              <w:szCs w:val="31"/>
+              <w:lang w:val="en-US" w:eastAsia="zh-CN"/>
+            </w:rPr>
+            <w:t>040401</w:t>
+          </w:r>
+          <w:r>
+            <w:rPr>
+              <w:rFonts w:ascii="Calibri" w:hAnsi="Calibri" w:eastAsia="Calibri" w:cs="Calibri"/>
+              <w:bCs/>
+              <w:szCs w:val="31"/>
+            </w:rPr>
+            <w:t>）</w:t>
+          </w:r>
+          <w:r>
+            <w:tab/>
+          </w:r>
+          <w:r>
+            <w:fldChar w:fldCharType="begin"/>
+          </w:r>
+          <w:r>
+            <w:instrText xml:space="preserve"> PAGEREF _Toc14642 \h </w:instrText>
+          </w:r>
+          <w:r>
+            <w:fldChar w:fldCharType="separate"/>
+          </w:r>
+          <w:r>
+            <w:t>17</w:t>
           </w:r>
           <w:r>
             <w:fldChar w:fldCharType="end"/>
@@ -2308,7 +2506,7 @@
       </w:pPr>
       <w:bookmarkStart w:id="3" w:name="bookmark1"/>
       <w:bookmarkEnd w:id="3"/>
-      <w:bookmarkStart w:id="4" w:name="_Toc26934"/>
+      <w:bookmarkStart w:id="4" w:name="_Toc11720"/>
       <w:r>
         <w:rPr>
           <w:rFonts w:ascii="Calibri" w:hAnsi="Calibri" w:eastAsia="Calibri" w:cs="Calibri"/>
@@ -2383,7 +2581,7 @@
           <w:szCs w:val="31"/>
         </w:rPr>
       </w:pPr>
-      <w:bookmarkStart w:id="5" w:name="_Toc9148"/>
+      <w:bookmarkStart w:id="5" w:name="_Toc454"/>
       <w:r>
         <w:rPr>
           <w:rFonts w:ascii="Calibri" w:hAnsi="Calibri" w:eastAsia="Calibri" w:cs="Calibri"/>
@@ -3680,7 +3878,7 @@
           <w:szCs w:val="40"/>
         </w:rPr>
       </w:pPr>
-      <w:bookmarkStart w:id="6" w:name="_Toc21494"/>
+      <w:bookmarkStart w:id="6" w:name="_Toc7946"/>
       <w:r>
         <w:rPr>
           <w:rFonts w:ascii="Calibri" w:hAnsi="Calibri" w:eastAsia="Calibri" w:cs="Calibri"/>
@@ -3751,7 +3949,7 @@
       </w:pPr>
       <w:bookmarkStart w:id="7" w:name="bookmark12"/>
       <w:bookmarkEnd w:id="7"/>
-      <w:bookmarkStart w:id="8" w:name="_Toc5400"/>
+      <w:bookmarkStart w:id="8" w:name="_Toc2806"/>
       <w:r>
         <w:rPr>
           <w:rFonts w:ascii="Calibri" w:hAnsi="Calibri" w:eastAsia="Calibri" w:cs="Calibri"/>
@@ -7604,7 +7802,7 @@
           <w:szCs w:val="31"/>
         </w:rPr>
       </w:pPr>
-      <w:bookmarkStart w:id="9" w:name="_Toc18609"/>
+      <w:bookmarkStart w:id="9" w:name="_Toc3513"/>
       <w:r>
         <w:rPr>
           <w:rFonts w:ascii="Calibri" w:hAnsi="Calibri" w:eastAsia="Calibri" w:cs="Calibri"/>
@@ -9933,7 +10131,7 @@
           <w:szCs w:val="31"/>
         </w:rPr>
       </w:pPr>
-      <w:bookmarkStart w:id="10" w:name="_Toc17305"/>
+      <w:bookmarkStart w:id="10" w:name="_Toc15565"/>
       <w:r>
         <w:rPr>
           <w:rFonts w:ascii="Calibri" w:hAnsi="Calibri" w:eastAsia="Calibri" w:cs="Calibri"/>
@@ -10099,12 +10297,6 @@
             <w:insideH w:val="single" w:color="000000" w:sz="2" w:space="0"/>
             <w:insideV w:val="single" w:color="000000" w:sz="2" w:space="0"/>
           </w:tblBorders>
-          <w:tblCellMar>
-            <w:top w:w="0" w:type="dxa"/>
-            <w:left w:w="0" w:type="dxa"/>
-            <w:bottom w:w="0" w:type="dxa"/>
-            <w:right w:w="0" w:type="dxa"/>
-          </w:tblCellMar>
         </w:tblPrEx>
         <w:trPr>
           <w:trHeight w:val="581" w:hRule="atLeast"/>
@@ -13854,7 +14046,7 @@
           <w:szCs w:val="31"/>
         </w:rPr>
       </w:pPr>
-      <w:bookmarkStart w:id="11" w:name="_Toc25015"/>
+      <w:bookmarkStart w:id="11" w:name="_Toc10406"/>
       <w:r>
         <w:rPr>
           <w:rFonts w:ascii="Calibri" w:hAnsi="Calibri" w:eastAsia="Calibri" w:cs="Calibri"/>
@@ -18259,7 +18451,7 @@
           <w:szCs w:val="40"/>
         </w:rPr>
       </w:pPr>
-      <w:bookmarkStart w:id="12" w:name="_Toc11020"/>
+      <w:bookmarkStart w:id="12" w:name="_Toc23625"/>
       <w:r>
         <w:rPr>
           <w:rFonts w:ascii="Calibri" w:hAnsi="Calibri" w:eastAsia="Calibri" w:cs="Calibri"/>
@@ -18330,7 +18522,7 @@
       </w:pPr>
       <w:bookmarkStart w:id="13" w:name="bookmark13"/>
       <w:bookmarkEnd w:id="13"/>
-      <w:bookmarkStart w:id="14" w:name="_Toc13174"/>
+      <w:bookmarkStart w:id="14" w:name="_Toc29830"/>
       <w:r>
         <w:rPr>
           <w:rFonts w:ascii="Calibri" w:hAnsi="Calibri" w:eastAsia="Calibri" w:cs="Calibri"/>
@@ -18476,8 +18668,6 @@
         </w:rPr>
         <w:t>）</w:t>
       </w:r>
-      <w:bookmarkStart w:id="16" w:name="_GoBack"/>
-      <w:bookmarkEnd w:id="16"/>
     </w:p>
     <w:p>
       <w:pPr>
@@ -23758,7 +23948,7 @@
           <w:szCs w:val="31"/>
         </w:rPr>
       </w:pPr>
-      <w:bookmarkStart w:id="15" w:name="_Toc16045"/>
+      <w:bookmarkStart w:id="15" w:name="_Toc2129"/>
       <w:r>
         <w:rPr>
           <w:rFonts w:ascii="Calibri" w:hAnsi="Calibri" w:eastAsia="Calibri" w:cs="Calibri"/>
@@ -25304,8 +25494,1988 @@
       </w:tr>
     </w:tbl>
     <w:p>
+      <w:r>
+        <w:br w:type="page"/>
+      </w:r>
+    </w:p>
+    <w:p>
       <w:pPr>
-        <w:pStyle w:val="12"/>
+        <w:numPr>
+          <w:ilvl w:val="0"/>
+          <w:numId w:val="2"/>
+        </w:numPr>
+        <w:spacing w:before="130" w:line="220" w:lineRule="auto"/>
+        <w:ind w:left="62"/>
+        <w:outlineLvl w:val="0"/>
+        <w:rPr>
+          <w:rFonts w:ascii="宋体" w:hAnsi="宋体" w:eastAsia="宋体" w:cs="宋体"/>
+          <w:b/>
+          <w:bCs/>
+          <w:spacing w:val="-9"/>
+          <w:sz w:val="40"/>
+          <w:szCs w:val="40"/>
+        </w:rPr>
+      </w:pPr>
+      <w:bookmarkStart w:id="16" w:name="_Toc5529"/>
+      <w:r>
+        <w:rPr>
+          <w:rFonts w:hint="eastAsia" w:ascii="Calibri" w:hAnsi="Calibri" w:eastAsia="宋体" w:cs="Calibri"/>
+          <w:b/>
+          <w:bCs/>
+          <w:spacing w:val="70"/>
+          <w:sz w:val="40"/>
+          <w:szCs w:val="40"/>
+          <w:lang w:val="en-US" w:eastAsia="zh-CN"/>
+        </w:rPr>
+        <w:t>安全</w:t>
+      </w:r>
+      <w:r>
+        <w:rPr>
+          <w:rFonts w:ascii="宋体" w:hAnsi="宋体" w:eastAsia="宋体" w:cs="宋体"/>
+          <w:b/>
+          <w:bCs/>
+          <w:spacing w:val="-9"/>
+          <w:sz w:val="40"/>
+          <w:szCs w:val="40"/>
+        </w:rPr>
+        <w:t>运维服务（</w:t>
+      </w:r>
+      <w:r>
+        <w:rPr>
+          <w:rFonts w:ascii="Calibri" w:hAnsi="Calibri" w:eastAsia="Calibri" w:cs="Calibri"/>
+          <w:b/>
+          <w:bCs/>
+          <w:spacing w:val="-9"/>
+          <w:sz w:val="40"/>
+          <w:szCs w:val="40"/>
+        </w:rPr>
+        <w:t>040</w:t>
+      </w:r>
+      <w:r>
+        <w:rPr>
+          <w:rFonts w:hint="eastAsia" w:ascii="Calibri" w:hAnsi="Calibri" w:eastAsia="宋体" w:cs="Calibri"/>
+          <w:b/>
+          <w:bCs/>
+          <w:spacing w:val="-9"/>
+          <w:sz w:val="40"/>
+          <w:szCs w:val="40"/>
+          <w:lang w:val="en-US" w:eastAsia="zh-CN"/>
+        </w:rPr>
+        <w:t>4</w:t>
+      </w:r>
+      <w:r>
+        <w:rPr>
+          <w:rFonts w:ascii="宋体" w:hAnsi="宋体" w:eastAsia="宋体" w:cs="宋体"/>
+          <w:b/>
+          <w:bCs/>
+          <w:spacing w:val="-9"/>
+          <w:sz w:val="40"/>
+          <w:szCs w:val="40"/>
+        </w:rPr>
+        <w:t>）</w:t>
+      </w:r>
+      <w:bookmarkEnd w:id="16"/>
+    </w:p>
+    <w:p>
+      <w:pPr>
+        <w:spacing w:before="101" w:line="225" w:lineRule="auto"/>
+        <w:ind w:left="59"/>
+        <w:outlineLvl w:val="1"/>
+        <w:rPr>
+          <w:rFonts w:ascii="Calibri" w:hAnsi="Calibri" w:eastAsia="Calibri" w:cs="Calibri"/>
+          <w:b/>
+          <w:bCs/>
+          <w:sz w:val="31"/>
+          <w:szCs w:val="31"/>
+        </w:rPr>
+      </w:pPr>
+      <w:bookmarkStart w:id="17" w:name="_Toc14642"/>
+      <w:r>
+        <w:rPr>
+          <w:rFonts w:hint="eastAsia" w:ascii="Calibri" w:hAnsi="Calibri" w:eastAsia="Calibri" w:cs="Calibri"/>
+          <w:b/>
+          <w:bCs/>
+          <w:sz w:val="31"/>
+          <w:szCs w:val="31"/>
+          <w:lang w:val="en-US" w:eastAsia="zh-CN"/>
+        </w:rPr>
+        <w:t>4.1 安全扫描加固</w:t>
+      </w:r>
+      <w:r>
+        <w:rPr>
+          <w:rFonts w:ascii="Calibri" w:hAnsi="Calibri" w:eastAsia="Calibri" w:cs="Calibri"/>
+          <w:b/>
+          <w:bCs/>
+          <w:sz w:val="31"/>
+          <w:szCs w:val="31"/>
+        </w:rPr>
+        <w:t>运维服务（</w:t>
+      </w:r>
+      <w:r>
+        <w:rPr>
+          <w:rFonts w:hint="eastAsia" w:ascii="Calibri" w:hAnsi="Calibri" w:eastAsia="Calibri" w:cs="Calibri"/>
+          <w:b/>
+          <w:bCs/>
+          <w:sz w:val="31"/>
+          <w:szCs w:val="31"/>
+          <w:lang w:val="en-US" w:eastAsia="zh-CN"/>
+        </w:rPr>
+        <w:t>040401</w:t>
+      </w:r>
+      <w:r>
+        <w:rPr>
+          <w:rFonts w:ascii="Calibri" w:hAnsi="Calibri" w:eastAsia="Calibri" w:cs="Calibri"/>
+          <w:b/>
+          <w:bCs/>
+          <w:sz w:val="31"/>
+          <w:szCs w:val="31"/>
+        </w:rPr>
+        <w:t>）</w:t>
+      </w:r>
+      <w:bookmarkEnd w:id="17"/>
+    </w:p>
+    <w:tbl>
+      <w:tblPr>
+        <w:tblStyle w:val="24"/>
+        <w:tblW w:w="13985" w:type="dxa"/>
+        <w:tblInd w:w="122" w:type="dxa"/>
+        <w:tblBorders>
+          <w:top w:val="single" w:color="000000" w:sz="2" w:space="0"/>
+          <w:left w:val="single" w:color="000000" w:sz="2" w:space="0"/>
+          <w:bottom w:val="single" w:color="000000" w:sz="2" w:space="0"/>
+          <w:right w:val="single" w:color="000000" w:sz="2" w:space="0"/>
+          <w:insideH w:val="single" w:color="000000" w:sz="2" w:space="0"/>
+          <w:insideV w:val="single" w:color="000000" w:sz="2" w:space="0"/>
+        </w:tblBorders>
+        <w:tblLayout w:type="fixed"/>
+        <w:tblCellMar>
+          <w:top w:w="0" w:type="dxa"/>
+          <w:left w:w="0" w:type="dxa"/>
+          <w:bottom w:w="0" w:type="dxa"/>
+          <w:right w:w="0" w:type="dxa"/>
+        </w:tblCellMar>
+      </w:tblPr>
+      <w:tblGrid>
+        <w:gridCol w:w="1674"/>
+        <w:gridCol w:w="1290"/>
+        <w:gridCol w:w="5034"/>
+        <w:gridCol w:w="1232"/>
+        <w:gridCol w:w="1363"/>
+        <w:gridCol w:w="1354"/>
+        <w:gridCol w:w="2038"/>
+      </w:tblGrid>
+      <w:tr>
+        <w:tblPrEx>
+          <w:tblBorders>
+            <w:top w:val="single" w:color="000000" w:sz="2" w:space="0"/>
+            <w:left w:val="single" w:color="000000" w:sz="2" w:space="0"/>
+            <w:bottom w:val="single" w:color="000000" w:sz="2" w:space="0"/>
+            <w:right w:val="single" w:color="000000" w:sz="2" w:space="0"/>
+            <w:insideH w:val="single" w:color="000000" w:sz="2" w:space="0"/>
+            <w:insideV w:val="single" w:color="000000" w:sz="2" w:space="0"/>
+          </w:tblBorders>
+          <w:tblCellMar>
+            <w:top w:w="0" w:type="dxa"/>
+            <w:left w:w="0" w:type="dxa"/>
+            <w:bottom w:w="0" w:type="dxa"/>
+            <w:right w:w="0" w:type="dxa"/>
+          </w:tblCellMar>
+        </w:tblPrEx>
+        <w:trPr>
+          <w:trHeight w:val="581" w:hRule="atLeast"/>
+        </w:trPr>
+        <w:tc>
+          <w:tcPr>
+            <w:tcW w:w="1674" w:type="dxa"/>
+            <w:shd w:val="clear" w:color="auto" w:fill="C0C0C0"/>
+          </w:tcPr>
+          <w:p>
+            <w:pPr>
+              <w:spacing w:before="185" w:line="219" w:lineRule="auto"/>
+              <w:ind w:left="371"/>
+              <w:rPr>
+                <w:rFonts w:ascii="宋体" w:hAnsi="宋体" w:eastAsia="宋体" w:cs="宋体"/>
+                <w:sz w:val="24"/>
+                <w:szCs w:val="24"/>
+              </w:rPr>
+            </w:pPr>
+            <w:r>
+              <w:rPr>
+                <w:rFonts w:ascii="宋体" w:hAnsi="宋体" w:eastAsia="宋体" w:cs="宋体"/>
+                <w:b/>
+                <w:bCs/>
+                <w:spacing w:val="-7"/>
+                <w:sz w:val="24"/>
+                <w:szCs w:val="24"/>
+              </w:rPr>
+              <w:t>服务对象</w:t>
+            </w:r>
+          </w:p>
+        </w:tc>
+        <w:tc>
+          <w:tcPr>
+            <w:tcW w:w="1290" w:type="dxa"/>
+            <w:shd w:val="clear" w:color="auto" w:fill="C0C0C0"/>
+          </w:tcPr>
+          <w:p>
+            <w:pPr>
+              <w:spacing w:before="185" w:line="219" w:lineRule="auto"/>
+              <w:ind w:left="175"/>
+              <w:rPr>
+                <w:rFonts w:ascii="宋体" w:hAnsi="宋体" w:eastAsia="宋体" w:cs="宋体"/>
+                <w:sz w:val="24"/>
+                <w:szCs w:val="24"/>
+              </w:rPr>
+            </w:pPr>
+            <w:r>
+              <w:rPr>
+                <w:rFonts w:ascii="宋体" w:hAnsi="宋体" w:eastAsia="宋体" w:cs="宋体"/>
+                <w:b/>
+                <w:bCs/>
+                <w:spacing w:val="-7"/>
+                <w:sz w:val="24"/>
+                <w:szCs w:val="24"/>
+              </w:rPr>
+              <w:t>服务分类</w:t>
+            </w:r>
+          </w:p>
+        </w:tc>
+        <w:tc>
+          <w:tcPr>
+            <w:tcW w:w="5034" w:type="dxa"/>
+            <w:shd w:val="clear" w:color="auto" w:fill="C0C0C0"/>
+          </w:tcPr>
+          <w:p>
+            <w:pPr>
+              <w:spacing w:before="185" w:line="219" w:lineRule="auto"/>
+              <w:ind w:left="2051"/>
+              <w:rPr>
+                <w:rFonts w:ascii="宋体" w:hAnsi="宋体" w:eastAsia="宋体" w:cs="宋体"/>
+                <w:sz w:val="24"/>
+                <w:szCs w:val="24"/>
+              </w:rPr>
+            </w:pPr>
+            <w:r>
+              <w:rPr>
+                <w:rFonts w:ascii="宋体" w:hAnsi="宋体" w:eastAsia="宋体" w:cs="宋体"/>
+                <w:b/>
+                <w:bCs/>
+                <w:spacing w:val="-7"/>
+                <w:sz w:val="24"/>
+                <w:szCs w:val="24"/>
+              </w:rPr>
+              <w:t>服务内容</w:t>
+            </w:r>
+          </w:p>
+        </w:tc>
+        <w:tc>
+          <w:tcPr>
+            <w:tcW w:w="1232" w:type="dxa"/>
+            <w:shd w:val="clear" w:color="auto" w:fill="C0C0C0"/>
+          </w:tcPr>
+          <w:p>
+            <w:pPr>
+              <w:spacing w:before="185" w:line="219" w:lineRule="auto"/>
+              <w:ind w:left="151"/>
+              <w:rPr>
+                <w:rFonts w:ascii="宋体" w:hAnsi="宋体" w:eastAsia="宋体" w:cs="宋体"/>
+                <w:sz w:val="24"/>
+                <w:szCs w:val="24"/>
+              </w:rPr>
+            </w:pPr>
+            <w:r>
+              <w:rPr>
+                <w:rFonts w:ascii="宋体" w:hAnsi="宋体" w:eastAsia="宋体" w:cs="宋体"/>
+                <w:b/>
+                <w:bCs/>
+                <w:spacing w:val="-7"/>
+                <w:sz w:val="24"/>
+                <w:szCs w:val="24"/>
+              </w:rPr>
+              <w:t>服务频度</w:t>
+            </w:r>
+          </w:p>
+        </w:tc>
+        <w:tc>
+          <w:tcPr>
+            <w:tcW w:w="1363" w:type="dxa"/>
+            <w:shd w:val="clear" w:color="auto" w:fill="C0C0C0"/>
+          </w:tcPr>
+          <w:p>
+            <w:pPr>
+              <w:spacing w:before="185" w:line="221" w:lineRule="auto"/>
+              <w:ind w:left="245"/>
+              <w:rPr>
+                <w:rFonts w:ascii="宋体" w:hAnsi="宋体" w:eastAsia="宋体" w:cs="宋体"/>
+                <w:sz w:val="24"/>
+                <w:szCs w:val="24"/>
+              </w:rPr>
+            </w:pPr>
+            <w:r>
+              <w:rPr>
+                <w:rFonts w:ascii="宋体" w:hAnsi="宋体" w:eastAsia="宋体" w:cs="宋体"/>
+                <w:b/>
+                <w:bCs/>
+                <w:spacing w:val="-11"/>
+                <w:sz w:val="24"/>
+                <w:szCs w:val="24"/>
+              </w:rPr>
+              <w:t>响应时间</w:t>
+            </w:r>
+          </w:p>
+        </w:tc>
+        <w:tc>
+          <w:tcPr>
+            <w:tcW w:w="1354" w:type="dxa"/>
+            <w:shd w:val="clear" w:color="auto" w:fill="C0C0C0"/>
+          </w:tcPr>
+          <w:p>
+            <w:pPr>
+              <w:spacing w:before="185" w:line="219" w:lineRule="auto"/>
+              <w:ind w:left="228"/>
+              <w:rPr>
+                <w:rFonts w:ascii="宋体" w:hAnsi="宋体" w:eastAsia="宋体" w:cs="宋体"/>
+                <w:sz w:val="24"/>
+                <w:szCs w:val="24"/>
+              </w:rPr>
+            </w:pPr>
+            <w:r>
+              <w:rPr>
+                <w:rFonts w:ascii="宋体" w:hAnsi="宋体" w:eastAsia="宋体" w:cs="宋体"/>
+                <w:b/>
+                <w:bCs/>
+                <w:spacing w:val="-9"/>
+                <w:sz w:val="24"/>
+                <w:szCs w:val="24"/>
+              </w:rPr>
+              <w:t>交付方式</w:t>
+            </w:r>
+          </w:p>
+        </w:tc>
+        <w:tc>
+          <w:tcPr>
+            <w:tcW w:w="2038" w:type="dxa"/>
+            <w:shd w:val="clear" w:color="auto" w:fill="C0C0C0"/>
+          </w:tcPr>
+          <w:p>
+            <w:pPr>
+              <w:spacing w:before="185" w:line="219" w:lineRule="auto"/>
+              <w:ind w:left="566"/>
+              <w:rPr>
+                <w:rFonts w:ascii="宋体" w:hAnsi="宋体" w:eastAsia="宋体" w:cs="宋体"/>
+                <w:sz w:val="24"/>
+                <w:szCs w:val="24"/>
+              </w:rPr>
+            </w:pPr>
+            <w:r>
+              <w:rPr>
+                <w:rFonts w:ascii="宋体" w:hAnsi="宋体" w:eastAsia="宋体" w:cs="宋体"/>
+                <w:b/>
+                <w:bCs/>
+                <w:spacing w:val="-9"/>
+                <w:sz w:val="24"/>
+                <w:szCs w:val="24"/>
+              </w:rPr>
+              <w:t>交付成果</w:t>
+            </w:r>
+          </w:p>
+        </w:tc>
+      </w:tr>
+      <w:tr>
+        <w:tblPrEx>
+          <w:tblBorders>
+            <w:top w:val="single" w:color="000000" w:sz="2" w:space="0"/>
+            <w:left w:val="single" w:color="000000" w:sz="2" w:space="0"/>
+            <w:bottom w:val="single" w:color="000000" w:sz="2" w:space="0"/>
+            <w:right w:val="single" w:color="000000" w:sz="2" w:space="0"/>
+            <w:insideH w:val="single" w:color="000000" w:sz="2" w:space="0"/>
+            <w:insideV w:val="single" w:color="000000" w:sz="2" w:space="0"/>
+          </w:tblBorders>
+          <w:tblCellMar>
+            <w:top w:w="0" w:type="dxa"/>
+            <w:left w:w="0" w:type="dxa"/>
+            <w:bottom w:w="0" w:type="dxa"/>
+            <w:right w:w="0" w:type="dxa"/>
+          </w:tblCellMar>
+        </w:tblPrEx>
+        <w:trPr>
+          <w:trHeight w:val="1871" w:hRule="atLeast"/>
+        </w:trPr>
+        <w:tc>
+          <w:tcPr>
+            <w:tcW w:w="1674" w:type="dxa"/>
+            <w:vMerge w:val="restart"/>
+            <w:tcBorders>
+              <w:bottom w:val="nil"/>
+            </w:tcBorders>
+          </w:tcPr>
+          <w:p>
+            <w:pPr>
+              <w:pStyle w:val="25"/>
+              <w:spacing w:line="250" w:lineRule="auto"/>
+            </w:pPr>
+          </w:p>
+          <w:p>
+            <w:pPr>
+              <w:pStyle w:val="25"/>
+              <w:spacing w:line="250" w:lineRule="auto"/>
+            </w:pPr>
+          </w:p>
+          <w:p>
+            <w:pPr>
+              <w:pStyle w:val="25"/>
+              <w:spacing w:line="250" w:lineRule="auto"/>
+            </w:pPr>
+          </w:p>
+          <w:p>
+            <w:pPr>
+              <w:pStyle w:val="25"/>
+              <w:spacing w:line="250" w:lineRule="auto"/>
+            </w:pPr>
+          </w:p>
+          <w:p>
+            <w:pPr>
+              <w:pStyle w:val="25"/>
+              <w:spacing w:line="250" w:lineRule="auto"/>
+            </w:pPr>
+          </w:p>
+          <w:p>
+            <w:pPr>
+              <w:pStyle w:val="25"/>
+              <w:spacing w:line="251" w:lineRule="auto"/>
+            </w:pPr>
+          </w:p>
+          <w:p>
+            <w:pPr>
+              <w:spacing w:line="231" w:lineRule="auto"/>
+              <w:ind w:left="147"/>
+              <w:rPr>
+                <w:rFonts w:hint="eastAsia" w:ascii="宋体" w:hAnsi="宋体" w:cs="宋体"/>
+                <w:b/>
+                <w:bCs/>
+                <w:spacing w:val="-8"/>
+                <w:sz w:val="24"/>
+                <w:szCs w:val="24"/>
+                <w:lang w:val="en-US" w:eastAsia="zh-CN"/>
+              </w:rPr>
+            </w:pPr>
+            <w:r>
+              <w:rPr>
+                <w:rFonts w:hint="eastAsia" w:ascii="宋体" w:hAnsi="宋体" w:cs="宋体"/>
+                <w:b/>
+                <w:bCs/>
+                <w:spacing w:val="-8"/>
+                <w:sz w:val="24"/>
+                <w:szCs w:val="24"/>
+                <w:lang w:val="en-US" w:eastAsia="zh-CN"/>
+              </w:rPr>
+              <w:t>网络安全扫描加固</w:t>
+            </w:r>
+          </w:p>
+          <w:p>
+            <w:pPr>
+              <w:spacing w:line="231" w:lineRule="auto"/>
+              <w:ind w:left="147"/>
+              <w:rPr>
+                <w:rFonts w:ascii="宋体" w:hAnsi="宋体" w:eastAsia="宋体" w:cs="宋体"/>
+                <w:sz w:val="24"/>
+                <w:szCs w:val="24"/>
+              </w:rPr>
+            </w:pPr>
+            <w:r>
+              <w:rPr>
+                <w:rFonts w:ascii="宋体" w:hAnsi="宋体" w:eastAsia="宋体" w:cs="宋体"/>
+                <w:b/>
+                <w:bCs/>
+                <w:spacing w:val="-8"/>
+                <w:sz w:val="24"/>
+                <w:szCs w:val="24"/>
+              </w:rPr>
+              <w:t>（040</w:t>
+            </w:r>
+            <w:r>
+              <w:rPr>
+                <w:rFonts w:hint="eastAsia" w:ascii="宋体" w:hAnsi="宋体" w:cs="宋体"/>
+                <w:b/>
+                <w:bCs/>
+                <w:spacing w:val="-8"/>
+                <w:sz w:val="24"/>
+                <w:szCs w:val="24"/>
+                <w:lang w:val="en-US" w:eastAsia="zh-CN"/>
+              </w:rPr>
+              <w:t>4</w:t>
+            </w:r>
+            <w:r>
+              <w:rPr>
+                <w:rFonts w:ascii="宋体" w:hAnsi="宋体" w:eastAsia="宋体" w:cs="宋体"/>
+                <w:b/>
+                <w:bCs/>
+                <w:spacing w:val="-8"/>
+                <w:sz w:val="24"/>
+                <w:szCs w:val="24"/>
+              </w:rPr>
+              <w:t>010</w:t>
+            </w:r>
+            <w:r>
+              <w:rPr>
+                <w:rFonts w:hint="eastAsia" w:ascii="宋体" w:hAnsi="宋体" w:cs="宋体"/>
+                <w:b/>
+                <w:bCs/>
+                <w:spacing w:val="-8"/>
+                <w:sz w:val="24"/>
+                <w:szCs w:val="24"/>
+                <w:lang w:val="en-US" w:eastAsia="zh-CN"/>
+              </w:rPr>
+              <w:t>1</w:t>
+            </w:r>
+            <w:r>
+              <w:rPr>
+                <w:rFonts w:ascii="宋体" w:hAnsi="宋体" w:eastAsia="宋体" w:cs="宋体"/>
+                <w:b/>
+                <w:bCs/>
+                <w:spacing w:val="-8"/>
+                <w:sz w:val="24"/>
+                <w:szCs w:val="24"/>
+              </w:rPr>
+              <w:t>）</w:t>
+            </w:r>
+          </w:p>
+        </w:tc>
+        <w:tc>
+          <w:tcPr>
+            <w:tcW w:w="1290" w:type="dxa"/>
+          </w:tcPr>
+          <w:p>
+            <w:pPr>
+              <w:pStyle w:val="25"/>
+              <w:spacing w:line="280" w:lineRule="auto"/>
+            </w:pPr>
+          </w:p>
+          <w:p>
+            <w:pPr>
+              <w:pStyle w:val="25"/>
+              <w:spacing w:line="280" w:lineRule="auto"/>
+            </w:pPr>
+          </w:p>
+          <w:p>
+            <w:pPr>
+              <w:pStyle w:val="25"/>
+              <w:spacing w:line="280" w:lineRule="auto"/>
+            </w:pPr>
+          </w:p>
+          <w:p>
+            <w:pPr>
+              <w:spacing w:line="219" w:lineRule="auto"/>
+              <w:rPr>
+                <w:rFonts w:ascii="宋体" w:hAnsi="宋体" w:eastAsia="宋体" w:cs="宋体"/>
+                <w:sz w:val="24"/>
+                <w:szCs w:val="24"/>
+              </w:rPr>
+            </w:pPr>
+            <w:r>
+              <w:rPr>
+                <w:rFonts w:ascii="宋体" w:hAnsi="宋体" w:eastAsia="宋体" w:cs="宋体"/>
+                <w:b/>
+                <w:bCs/>
+                <w:spacing w:val="-8"/>
+                <w:sz w:val="24"/>
+                <w:szCs w:val="24"/>
+              </w:rPr>
+              <w:t>040</w:t>
+            </w:r>
+            <w:r>
+              <w:rPr>
+                <w:rFonts w:hint="eastAsia" w:ascii="宋体" w:hAnsi="宋体" w:cs="宋体"/>
+                <w:b/>
+                <w:bCs/>
+                <w:spacing w:val="-8"/>
+                <w:sz w:val="24"/>
+                <w:szCs w:val="24"/>
+                <w:lang w:val="en-US" w:eastAsia="zh-CN"/>
+              </w:rPr>
+              <w:t>4</w:t>
+            </w:r>
+            <w:r>
+              <w:rPr>
+                <w:rFonts w:ascii="宋体" w:hAnsi="宋体" w:eastAsia="宋体" w:cs="宋体"/>
+                <w:b/>
+                <w:bCs/>
+                <w:spacing w:val="-8"/>
+                <w:sz w:val="24"/>
+                <w:szCs w:val="24"/>
+              </w:rPr>
+              <w:t>010</w:t>
+            </w:r>
+            <w:r>
+              <w:rPr>
+                <w:rFonts w:hint="eastAsia" w:ascii="宋体" w:hAnsi="宋体" w:cs="宋体"/>
+                <w:b/>
+                <w:bCs/>
+                <w:spacing w:val="-8"/>
+                <w:sz w:val="24"/>
+                <w:szCs w:val="24"/>
+                <w:lang w:val="en-US" w:eastAsia="zh-CN"/>
+              </w:rPr>
+              <w:t>1</w:t>
+            </w:r>
+            <w:r>
+              <w:rPr>
+                <w:rFonts w:ascii="宋体" w:hAnsi="宋体" w:eastAsia="宋体" w:cs="宋体"/>
+                <w:b/>
+                <w:bCs/>
+                <w:spacing w:val="-5"/>
+                <w:sz w:val="24"/>
+                <w:szCs w:val="24"/>
+              </w:rPr>
+              <w:t>-01</w:t>
+            </w:r>
+          </w:p>
+          <w:p>
+            <w:pPr>
+              <w:spacing w:line="219" w:lineRule="auto"/>
+              <w:ind w:left="175"/>
+              <w:rPr>
+                <w:rFonts w:ascii="宋体" w:hAnsi="宋体" w:eastAsia="宋体" w:cs="宋体"/>
+                <w:sz w:val="24"/>
+                <w:szCs w:val="24"/>
+              </w:rPr>
+            </w:pPr>
+            <w:r>
+              <w:rPr>
+                <w:rFonts w:ascii="宋体" w:hAnsi="宋体" w:eastAsia="宋体" w:cs="宋体"/>
+                <w:spacing w:val="-4"/>
+                <w:sz w:val="24"/>
+                <w:szCs w:val="24"/>
+              </w:rPr>
+              <w:t>例行操作</w:t>
+            </w:r>
+          </w:p>
+        </w:tc>
+        <w:tc>
+          <w:tcPr>
+            <w:tcW w:w="5034" w:type="dxa"/>
+          </w:tcPr>
+          <w:p>
+            <w:pPr>
+              <w:spacing w:before="243" w:line="253" w:lineRule="auto"/>
+              <w:ind w:left="120" w:right="135" w:firstLine="6"/>
+              <w:rPr>
+                <w:rFonts w:ascii="宋体" w:hAnsi="宋体" w:eastAsia="宋体" w:cs="宋体"/>
+                <w:spacing w:val="-2"/>
+                <w:sz w:val="24"/>
+                <w:szCs w:val="24"/>
+              </w:rPr>
+            </w:pPr>
+            <w:r>
+              <w:rPr>
+                <w:rFonts w:ascii="宋体" w:hAnsi="宋体" w:eastAsia="宋体" w:cs="宋体"/>
+                <w:spacing w:val="-2"/>
+                <w:sz w:val="24"/>
+                <w:szCs w:val="24"/>
+              </w:rPr>
+              <w:t>对网络设备的配置信息进行分析</w:t>
+            </w:r>
+          </w:p>
+          <w:p>
+            <w:pPr>
+              <w:spacing w:before="243" w:line="253" w:lineRule="auto"/>
+              <w:ind w:left="120" w:right="135" w:firstLine="6"/>
+              <w:rPr>
+                <w:rFonts w:ascii="宋体" w:hAnsi="宋体" w:eastAsia="宋体" w:cs="宋体"/>
+                <w:sz w:val="24"/>
+                <w:szCs w:val="24"/>
+              </w:rPr>
+            </w:pPr>
+            <w:bookmarkStart w:id="18" w:name="_GoBack"/>
+            <w:bookmarkEnd w:id="18"/>
+            <w:r>
+              <w:rPr>
+                <w:rFonts w:ascii="宋体" w:hAnsi="宋体" w:eastAsia="宋体" w:cs="宋体"/>
+                <w:spacing w:val="-2"/>
+                <w:sz w:val="24"/>
+                <w:szCs w:val="24"/>
+              </w:rPr>
+              <w:t>对网络设备的配置信息进行全靠检查</w:t>
+            </w:r>
+          </w:p>
+        </w:tc>
+        <w:tc>
+          <w:tcPr>
+            <w:tcW w:w="1232" w:type="dxa"/>
+          </w:tcPr>
+          <w:p>
+            <w:pPr>
+              <w:pStyle w:val="25"/>
+              <w:spacing w:line="241" w:lineRule="auto"/>
+            </w:pPr>
+          </w:p>
+          <w:p>
+            <w:pPr>
+              <w:pStyle w:val="25"/>
+              <w:spacing w:line="242" w:lineRule="auto"/>
+            </w:pPr>
+          </w:p>
+          <w:p>
+            <w:pPr>
+              <w:spacing w:before="78" w:line="255" w:lineRule="auto"/>
+              <w:ind w:left="450" w:right="131" w:hanging="285"/>
+              <w:rPr>
+                <w:rFonts w:ascii="宋体" w:hAnsi="宋体" w:eastAsia="宋体" w:cs="宋体"/>
+                <w:sz w:val="24"/>
+                <w:szCs w:val="24"/>
+              </w:rPr>
+            </w:pPr>
+            <w:r>
+              <w:rPr>
+                <w:rFonts w:ascii="宋体" w:hAnsi="宋体" w:eastAsia="宋体" w:cs="宋体"/>
+                <w:spacing w:val="-7"/>
+                <w:sz w:val="24"/>
+                <w:szCs w:val="24"/>
+              </w:rPr>
+              <w:t>次/天/周</w:t>
+            </w:r>
+            <w:r>
+              <w:rPr>
+                <w:rFonts w:ascii="宋体" w:hAnsi="宋体" w:eastAsia="宋体" w:cs="宋体"/>
+                <w:spacing w:val="-5"/>
+                <w:sz w:val="24"/>
+                <w:szCs w:val="24"/>
+              </w:rPr>
+              <w:t>/月</w:t>
+            </w:r>
+          </w:p>
+        </w:tc>
+        <w:tc>
+          <w:tcPr>
+            <w:tcW w:w="1363" w:type="dxa"/>
+          </w:tcPr>
+          <w:p>
+            <w:pPr>
+              <w:pStyle w:val="25"/>
+              <w:spacing w:line="287" w:lineRule="auto"/>
+            </w:pPr>
+          </w:p>
+          <w:p>
+            <w:pPr>
+              <w:pStyle w:val="25"/>
+              <w:spacing w:line="287" w:lineRule="auto"/>
+            </w:pPr>
+          </w:p>
+          <w:p>
+            <w:pPr>
+              <w:spacing w:before="78" w:line="224" w:lineRule="auto"/>
+              <w:ind w:left="230"/>
+              <w:rPr>
+                <w:rFonts w:ascii="宋体" w:hAnsi="宋体" w:eastAsia="宋体" w:cs="宋体"/>
+                <w:sz w:val="24"/>
+                <w:szCs w:val="24"/>
+              </w:rPr>
+            </w:pPr>
+            <w:r>
+              <w:rPr>
+                <w:rFonts w:ascii="宋体" w:hAnsi="宋体" w:eastAsia="宋体" w:cs="宋体"/>
+                <w:spacing w:val="-4"/>
+                <w:sz w:val="24"/>
+                <w:szCs w:val="24"/>
+              </w:rPr>
+              <w:t>5*8/7*24</w:t>
+            </w:r>
+          </w:p>
+        </w:tc>
+        <w:tc>
+          <w:tcPr>
+            <w:tcW w:w="1354" w:type="dxa"/>
+          </w:tcPr>
+          <w:p>
+            <w:pPr>
+              <w:pStyle w:val="25"/>
+              <w:spacing w:line="278" w:lineRule="auto"/>
+            </w:pPr>
+          </w:p>
+          <w:p>
+            <w:pPr>
+              <w:pStyle w:val="25"/>
+              <w:spacing w:line="278" w:lineRule="auto"/>
+            </w:pPr>
+          </w:p>
+          <w:p>
+            <w:pPr>
+              <w:spacing w:before="78" w:line="220" w:lineRule="auto"/>
+              <w:ind w:left="162"/>
+              <w:rPr>
+                <w:rFonts w:ascii="宋体" w:hAnsi="宋体" w:eastAsia="宋体" w:cs="宋体"/>
+                <w:sz w:val="24"/>
+                <w:szCs w:val="24"/>
+              </w:rPr>
+            </w:pPr>
+            <w:r>
+              <w:rPr>
+                <w:rFonts w:ascii="宋体" w:hAnsi="宋体" w:eastAsia="宋体" w:cs="宋体"/>
+                <w:spacing w:val="-5"/>
+                <w:sz w:val="24"/>
+                <w:szCs w:val="24"/>
+              </w:rPr>
+              <w:t>现场/远程</w:t>
+            </w:r>
+          </w:p>
+        </w:tc>
+        <w:tc>
+          <w:tcPr>
+            <w:tcW w:w="2038" w:type="dxa"/>
+            <w:vMerge w:val="restart"/>
+            <w:tcBorders>
+              <w:bottom w:val="nil"/>
+            </w:tcBorders>
+          </w:tcPr>
+          <w:p>
+            <w:pPr>
+              <w:pStyle w:val="25"/>
+              <w:spacing w:line="246" w:lineRule="auto"/>
+            </w:pPr>
+          </w:p>
+          <w:p>
+            <w:pPr>
+              <w:pStyle w:val="25"/>
+              <w:spacing w:line="246" w:lineRule="auto"/>
+            </w:pPr>
+          </w:p>
+          <w:p>
+            <w:pPr>
+              <w:pStyle w:val="25"/>
+              <w:spacing w:line="246" w:lineRule="auto"/>
+            </w:pPr>
+          </w:p>
+          <w:p>
+            <w:pPr>
+              <w:pStyle w:val="25"/>
+              <w:spacing w:line="247" w:lineRule="auto"/>
+            </w:pPr>
+          </w:p>
+          <w:p>
+            <w:pPr>
+              <w:pStyle w:val="25"/>
+              <w:spacing w:line="247" w:lineRule="auto"/>
+            </w:pPr>
+          </w:p>
+          <w:p>
+            <w:pPr>
+              <w:pStyle w:val="25"/>
+              <w:spacing w:line="247" w:lineRule="auto"/>
+            </w:pPr>
+          </w:p>
+          <w:p>
+            <w:pPr>
+              <w:spacing w:before="78" w:line="251" w:lineRule="auto"/>
+              <w:ind w:left="129" w:right="33" w:firstLine="5"/>
+              <w:rPr>
+                <w:rFonts w:hint="eastAsia" w:ascii="宋体" w:hAnsi="宋体" w:eastAsia="宋体" w:cs="宋体"/>
+                <w:sz w:val="24"/>
+                <w:szCs w:val="24"/>
+                <w:lang w:eastAsia="zh-CN"/>
+              </w:rPr>
+            </w:pPr>
+            <w:r>
+              <w:rPr>
+                <w:rFonts w:ascii="宋体" w:hAnsi="宋体" w:eastAsia="宋体" w:cs="宋体"/>
+                <w:spacing w:val="4"/>
+                <w:sz w:val="24"/>
+                <w:szCs w:val="24"/>
+              </w:rPr>
+              <w:t xml:space="preserve"> </w:t>
+            </w:r>
+            <w:r>
+              <w:rPr>
+                <w:rFonts w:ascii="宋体" w:hAnsi="宋体" w:eastAsia="宋体" w:cs="宋体"/>
+                <w:spacing w:val="17"/>
+                <w:sz w:val="24"/>
+                <w:szCs w:val="24"/>
+              </w:rPr>
+              <w:t>《</w:t>
+            </w:r>
+            <w:r>
+              <w:rPr>
+                <w:rFonts w:ascii="宋体" w:hAnsi="宋体" w:eastAsia="宋体" w:cs="宋体"/>
+                <w:spacing w:val="-51"/>
+                <w:sz w:val="24"/>
+                <w:szCs w:val="24"/>
+              </w:rPr>
+              <w:t xml:space="preserve"> </w:t>
+            </w:r>
+            <w:r>
+              <w:rPr>
+                <w:rFonts w:hint="eastAsia" w:ascii="宋体" w:hAnsi="宋体" w:cs="宋体"/>
+                <w:spacing w:val="-51"/>
+                <w:sz w:val="24"/>
+                <w:szCs w:val="24"/>
+                <w:lang w:val="en-US" w:eastAsia="zh-CN"/>
+              </w:rPr>
+              <w:t>运行检查报告</w:t>
+            </w:r>
+            <w:r>
+              <w:rPr>
+                <w:rFonts w:ascii="宋体" w:hAnsi="宋体" w:eastAsia="宋体" w:cs="宋体"/>
+                <w:spacing w:val="-4"/>
+                <w:sz w:val="24"/>
+                <w:szCs w:val="24"/>
+              </w:rPr>
+              <w:t>》</w:t>
+            </w:r>
+            <w:r>
+              <w:rPr>
+                <w:rFonts w:hint="eastAsia" w:ascii="宋体" w:hAnsi="宋体" w:cs="宋体"/>
+                <w:spacing w:val="-4"/>
+                <w:sz w:val="24"/>
+                <w:szCs w:val="24"/>
+                <w:lang w:eastAsia="zh-CN"/>
+              </w:rPr>
+              <w:t>、</w:t>
+            </w:r>
+            <w:r>
+              <w:rPr>
+                <w:rFonts w:ascii="宋体" w:hAnsi="宋体" w:eastAsia="宋体" w:cs="宋体"/>
+                <w:spacing w:val="26"/>
+                <w:sz w:val="24"/>
+                <w:szCs w:val="24"/>
+              </w:rPr>
+              <w:t>《</w:t>
+            </w:r>
+            <w:r>
+              <w:rPr>
+                <w:rFonts w:hint="eastAsia" w:ascii="宋体" w:hAnsi="宋体" w:cs="宋体"/>
+                <w:spacing w:val="26"/>
+                <w:sz w:val="24"/>
+                <w:szCs w:val="24"/>
+                <w:lang w:val="en-US" w:eastAsia="zh-CN"/>
+              </w:rPr>
+              <w:t>故障处理报告</w:t>
+            </w:r>
+            <w:r>
+              <w:rPr>
+                <w:rFonts w:ascii="宋体" w:hAnsi="宋体" w:eastAsia="宋体" w:cs="宋体"/>
+                <w:spacing w:val="-7"/>
+                <w:sz w:val="24"/>
+                <w:szCs w:val="24"/>
+              </w:rPr>
+              <w:t>》</w:t>
+            </w:r>
+          </w:p>
+        </w:tc>
+      </w:tr>
+      <w:tr>
+        <w:tblPrEx>
+          <w:tblBorders>
+            <w:top w:val="single" w:color="000000" w:sz="2" w:space="0"/>
+            <w:left w:val="single" w:color="000000" w:sz="2" w:space="0"/>
+            <w:bottom w:val="single" w:color="000000" w:sz="2" w:space="0"/>
+            <w:right w:val="single" w:color="000000" w:sz="2" w:space="0"/>
+            <w:insideH w:val="single" w:color="000000" w:sz="2" w:space="0"/>
+            <w:insideV w:val="single" w:color="000000" w:sz="2" w:space="0"/>
+          </w:tblBorders>
+          <w:tblCellMar>
+            <w:top w:w="0" w:type="dxa"/>
+            <w:left w:w="0" w:type="dxa"/>
+            <w:bottom w:w="0" w:type="dxa"/>
+            <w:right w:w="0" w:type="dxa"/>
+          </w:tblCellMar>
+        </w:tblPrEx>
+        <w:trPr>
+          <w:trHeight w:val="981" w:hRule="atLeast"/>
+        </w:trPr>
+        <w:tc>
+          <w:tcPr>
+            <w:tcW w:w="1674" w:type="dxa"/>
+            <w:vMerge w:val="continue"/>
+            <w:tcBorders>
+              <w:top w:val="nil"/>
+              <w:bottom w:val="nil"/>
+            </w:tcBorders>
+          </w:tcPr>
+          <w:p>
+            <w:pPr>
+              <w:pStyle w:val="25"/>
+            </w:pPr>
+          </w:p>
+        </w:tc>
+        <w:tc>
+          <w:tcPr>
+            <w:tcW w:w="1290" w:type="dxa"/>
+          </w:tcPr>
+          <w:p>
+            <w:pPr>
+              <w:spacing w:line="219" w:lineRule="auto"/>
+              <w:rPr>
+                <w:rFonts w:ascii="宋体" w:hAnsi="宋体" w:eastAsia="宋体" w:cs="宋体"/>
+                <w:b/>
+                <w:bCs/>
+                <w:spacing w:val="-8"/>
+                <w:sz w:val="24"/>
+                <w:szCs w:val="24"/>
+              </w:rPr>
+            </w:pPr>
+          </w:p>
+          <w:p>
+            <w:pPr>
+              <w:spacing w:line="219" w:lineRule="auto"/>
+              <w:rPr>
+                <w:rFonts w:ascii="宋体" w:hAnsi="宋体" w:eastAsia="宋体" w:cs="宋体"/>
+                <w:sz w:val="24"/>
+                <w:szCs w:val="24"/>
+              </w:rPr>
+            </w:pPr>
+            <w:r>
+              <w:rPr>
+                <w:rFonts w:ascii="宋体" w:hAnsi="宋体" w:eastAsia="宋体" w:cs="宋体"/>
+                <w:b/>
+                <w:bCs/>
+                <w:spacing w:val="-8"/>
+                <w:sz w:val="24"/>
+                <w:szCs w:val="24"/>
+              </w:rPr>
+              <w:t>040</w:t>
+            </w:r>
+            <w:r>
+              <w:rPr>
+                <w:rFonts w:hint="eastAsia" w:ascii="宋体" w:hAnsi="宋体" w:cs="宋体"/>
+                <w:b/>
+                <w:bCs/>
+                <w:spacing w:val="-8"/>
+                <w:sz w:val="24"/>
+                <w:szCs w:val="24"/>
+                <w:lang w:val="en-US" w:eastAsia="zh-CN"/>
+              </w:rPr>
+              <w:t>4</w:t>
+            </w:r>
+            <w:r>
+              <w:rPr>
+                <w:rFonts w:ascii="宋体" w:hAnsi="宋体" w:eastAsia="宋体" w:cs="宋体"/>
+                <w:b/>
+                <w:bCs/>
+                <w:spacing w:val="-8"/>
+                <w:sz w:val="24"/>
+                <w:szCs w:val="24"/>
+              </w:rPr>
+              <w:t>010</w:t>
+            </w:r>
+            <w:r>
+              <w:rPr>
+                <w:rFonts w:hint="eastAsia" w:ascii="宋体" w:hAnsi="宋体" w:cs="宋体"/>
+                <w:b/>
+                <w:bCs/>
+                <w:spacing w:val="-8"/>
+                <w:sz w:val="24"/>
+                <w:szCs w:val="24"/>
+                <w:lang w:val="en-US" w:eastAsia="zh-CN"/>
+              </w:rPr>
+              <w:t>1</w:t>
+            </w:r>
+            <w:r>
+              <w:rPr>
+                <w:rFonts w:ascii="宋体" w:hAnsi="宋体" w:eastAsia="宋体" w:cs="宋体"/>
+                <w:b/>
+                <w:bCs/>
+                <w:spacing w:val="-5"/>
+                <w:sz w:val="24"/>
+                <w:szCs w:val="24"/>
+              </w:rPr>
+              <w:t>-01</w:t>
+            </w:r>
+          </w:p>
+          <w:p>
+            <w:pPr>
+              <w:spacing w:line="212" w:lineRule="auto"/>
+              <w:ind w:left="471"/>
+              <w:rPr>
+                <w:rFonts w:ascii="宋体" w:hAnsi="宋体" w:eastAsia="宋体" w:cs="宋体"/>
+                <w:sz w:val="24"/>
+                <w:szCs w:val="24"/>
+              </w:rPr>
+            </w:pPr>
+            <w:r>
+              <w:rPr>
+                <w:rFonts w:ascii="宋体" w:hAnsi="宋体" w:eastAsia="宋体" w:cs="宋体"/>
+                <w:b/>
+                <w:bCs/>
+                <w:spacing w:val="-5"/>
+                <w:sz w:val="24"/>
+                <w:szCs w:val="24"/>
+              </w:rPr>
+              <w:t>-02</w:t>
+            </w:r>
+          </w:p>
+          <w:p>
+            <w:pPr>
+              <w:spacing w:line="208" w:lineRule="auto"/>
+              <w:ind w:left="200"/>
+              <w:rPr>
+                <w:rFonts w:ascii="宋体" w:hAnsi="宋体" w:eastAsia="宋体" w:cs="宋体"/>
+                <w:sz w:val="24"/>
+                <w:szCs w:val="24"/>
+              </w:rPr>
+            </w:pPr>
+            <w:r>
+              <w:rPr>
+                <w:rFonts w:ascii="宋体" w:hAnsi="宋体" w:eastAsia="宋体" w:cs="宋体"/>
+                <w:spacing w:val="-8"/>
+                <w:sz w:val="24"/>
+                <w:szCs w:val="24"/>
+              </w:rPr>
+              <w:t>响应支持</w:t>
+            </w:r>
+          </w:p>
+        </w:tc>
+        <w:tc>
+          <w:tcPr>
+            <w:tcW w:w="5034" w:type="dxa"/>
+          </w:tcPr>
+          <w:p>
+            <w:pPr>
+              <w:spacing w:before="243" w:line="253" w:lineRule="auto"/>
+              <w:ind w:left="120" w:right="135" w:firstLine="6"/>
+              <w:rPr>
+                <w:rFonts w:ascii="宋体" w:hAnsi="宋体" w:eastAsia="宋体" w:cs="宋体"/>
+                <w:spacing w:val="-2"/>
+                <w:sz w:val="24"/>
+                <w:szCs w:val="24"/>
+              </w:rPr>
+            </w:pPr>
+            <w:r>
+              <w:rPr>
+                <w:rFonts w:ascii="宋体" w:hAnsi="宋体" w:eastAsia="宋体" w:cs="宋体"/>
+                <w:spacing w:val="-2"/>
+                <w:sz w:val="24"/>
+                <w:szCs w:val="24"/>
+              </w:rPr>
+              <w:t>对网络设备进行漏洞扫描、端口扫描</w:t>
+            </w:r>
+          </w:p>
+          <w:p>
+            <w:pPr>
+              <w:spacing w:before="243" w:line="253" w:lineRule="auto"/>
+              <w:ind w:left="120" w:right="135" w:firstLine="6"/>
+              <w:rPr>
+                <w:rFonts w:ascii="宋体" w:hAnsi="宋体" w:eastAsia="宋体" w:cs="宋体"/>
+                <w:spacing w:val="-2"/>
+                <w:sz w:val="24"/>
+                <w:szCs w:val="24"/>
+              </w:rPr>
+            </w:pPr>
+            <w:r>
+              <w:rPr>
+                <w:rFonts w:ascii="宋体" w:hAnsi="宋体" w:eastAsia="宋体" w:cs="宋体"/>
+                <w:spacing w:val="-2"/>
+                <w:sz w:val="24"/>
+                <w:szCs w:val="24"/>
+              </w:rPr>
+              <w:t>根据扫描结果对网络设备的配置对漏洞进行修复</w:t>
+            </w:r>
+          </w:p>
+        </w:tc>
+        <w:tc>
+          <w:tcPr>
+            <w:tcW w:w="1232" w:type="dxa"/>
+          </w:tcPr>
+          <w:p>
+            <w:pPr>
+              <w:pStyle w:val="25"/>
+              <w:spacing w:line="305" w:lineRule="auto"/>
+            </w:pPr>
+          </w:p>
+          <w:p>
+            <w:pPr>
+              <w:spacing w:before="78" w:line="219" w:lineRule="auto"/>
+              <w:ind w:left="396"/>
+              <w:rPr>
+                <w:rFonts w:ascii="宋体" w:hAnsi="宋体" w:eastAsia="宋体" w:cs="宋体"/>
+                <w:sz w:val="24"/>
+                <w:szCs w:val="24"/>
+              </w:rPr>
+            </w:pPr>
+            <w:r>
+              <w:rPr>
+                <w:rFonts w:ascii="宋体" w:hAnsi="宋体" w:eastAsia="宋体" w:cs="宋体"/>
+                <w:spacing w:val="-6"/>
+                <w:sz w:val="24"/>
+                <w:szCs w:val="24"/>
+              </w:rPr>
+              <w:t>按需</w:t>
+            </w:r>
+          </w:p>
+        </w:tc>
+        <w:tc>
+          <w:tcPr>
+            <w:tcW w:w="1363" w:type="dxa"/>
+          </w:tcPr>
+          <w:p>
+            <w:pPr>
+              <w:pStyle w:val="25"/>
+              <w:spacing w:line="346" w:lineRule="auto"/>
+            </w:pPr>
+          </w:p>
+          <w:p>
+            <w:pPr>
+              <w:spacing w:before="69" w:line="192" w:lineRule="auto"/>
+              <w:ind w:left="251"/>
+              <w:rPr>
+                <w:rFonts w:ascii="Times New Roman" w:hAnsi="Times New Roman" w:eastAsia="Times New Roman" w:cs="Times New Roman"/>
+                <w:sz w:val="24"/>
+                <w:szCs w:val="24"/>
+              </w:rPr>
+            </w:pPr>
+            <w:r>
+              <w:rPr>
+                <w:rFonts w:ascii="Times New Roman" w:hAnsi="Times New Roman" w:eastAsia="Times New Roman" w:cs="Times New Roman"/>
+                <w:spacing w:val="-3"/>
+                <w:sz w:val="24"/>
+                <w:szCs w:val="24"/>
+              </w:rPr>
+              <w:t>5*8/7*24</w:t>
+            </w:r>
+          </w:p>
+        </w:tc>
+        <w:tc>
+          <w:tcPr>
+            <w:tcW w:w="1354" w:type="dxa"/>
+          </w:tcPr>
+          <w:p>
+            <w:pPr>
+              <w:pStyle w:val="25"/>
+              <w:spacing w:line="307" w:lineRule="auto"/>
+            </w:pPr>
+          </w:p>
+          <w:p>
+            <w:pPr>
+              <w:spacing w:before="78" w:line="220" w:lineRule="auto"/>
+              <w:ind w:left="162"/>
+              <w:rPr>
+                <w:rFonts w:ascii="宋体" w:hAnsi="宋体" w:eastAsia="宋体" w:cs="宋体"/>
+                <w:sz w:val="24"/>
+                <w:szCs w:val="24"/>
+              </w:rPr>
+            </w:pPr>
+            <w:r>
+              <w:rPr>
+                <w:rFonts w:ascii="宋体" w:hAnsi="宋体" w:eastAsia="宋体" w:cs="宋体"/>
+                <w:spacing w:val="-5"/>
+                <w:sz w:val="24"/>
+                <w:szCs w:val="24"/>
+              </w:rPr>
+              <w:t>现场/远程</w:t>
+            </w:r>
+          </w:p>
+        </w:tc>
+        <w:tc>
+          <w:tcPr>
+            <w:tcW w:w="2038" w:type="dxa"/>
+            <w:vMerge w:val="continue"/>
+            <w:tcBorders>
+              <w:top w:val="nil"/>
+              <w:bottom w:val="nil"/>
+            </w:tcBorders>
+          </w:tcPr>
+          <w:p>
+            <w:pPr>
+              <w:pStyle w:val="25"/>
+            </w:pPr>
+          </w:p>
+        </w:tc>
+      </w:tr>
+      <w:tr>
+        <w:tblPrEx>
+          <w:tblBorders>
+            <w:top w:val="single" w:color="000000" w:sz="2" w:space="0"/>
+            <w:left w:val="single" w:color="000000" w:sz="2" w:space="0"/>
+            <w:bottom w:val="single" w:color="000000" w:sz="2" w:space="0"/>
+            <w:right w:val="single" w:color="000000" w:sz="2" w:space="0"/>
+            <w:insideH w:val="single" w:color="000000" w:sz="2" w:space="0"/>
+            <w:insideV w:val="single" w:color="000000" w:sz="2" w:space="0"/>
+          </w:tblBorders>
+          <w:tblCellMar>
+            <w:top w:w="0" w:type="dxa"/>
+            <w:left w:w="0" w:type="dxa"/>
+            <w:bottom w:w="0" w:type="dxa"/>
+            <w:right w:w="0" w:type="dxa"/>
+          </w:tblCellMar>
+        </w:tblPrEx>
+        <w:trPr>
+          <w:trHeight w:val="1071" w:hRule="atLeast"/>
+        </w:trPr>
+        <w:tc>
+          <w:tcPr>
+            <w:tcW w:w="1674" w:type="dxa"/>
+            <w:vMerge w:val="continue"/>
+            <w:tcBorders>
+              <w:top w:val="nil"/>
+              <w:bottom w:val="nil"/>
+            </w:tcBorders>
+          </w:tcPr>
+          <w:p>
+            <w:pPr>
+              <w:pStyle w:val="25"/>
+            </w:pPr>
+          </w:p>
+        </w:tc>
+        <w:tc>
+          <w:tcPr>
+            <w:tcW w:w="1290" w:type="dxa"/>
+          </w:tcPr>
+          <w:p>
+            <w:pPr>
+              <w:spacing w:line="219" w:lineRule="auto"/>
+              <w:rPr>
+                <w:rFonts w:ascii="宋体" w:hAnsi="宋体" w:eastAsia="宋体" w:cs="宋体"/>
+                <w:b/>
+                <w:bCs/>
+                <w:spacing w:val="-8"/>
+                <w:sz w:val="24"/>
+                <w:szCs w:val="24"/>
+              </w:rPr>
+            </w:pPr>
+          </w:p>
+          <w:p>
+            <w:pPr>
+              <w:spacing w:line="219" w:lineRule="auto"/>
+              <w:rPr>
+                <w:rFonts w:ascii="宋体" w:hAnsi="宋体" w:eastAsia="宋体" w:cs="宋体"/>
+                <w:sz w:val="24"/>
+                <w:szCs w:val="24"/>
+              </w:rPr>
+            </w:pPr>
+            <w:r>
+              <w:rPr>
+                <w:rFonts w:ascii="宋体" w:hAnsi="宋体" w:eastAsia="宋体" w:cs="宋体"/>
+                <w:b/>
+                <w:bCs/>
+                <w:spacing w:val="-8"/>
+                <w:sz w:val="24"/>
+                <w:szCs w:val="24"/>
+              </w:rPr>
+              <w:t>040</w:t>
+            </w:r>
+            <w:r>
+              <w:rPr>
+                <w:rFonts w:hint="eastAsia" w:ascii="宋体" w:hAnsi="宋体" w:cs="宋体"/>
+                <w:b/>
+                <w:bCs/>
+                <w:spacing w:val="-8"/>
+                <w:sz w:val="24"/>
+                <w:szCs w:val="24"/>
+                <w:lang w:val="en-US" w:eastAsia="zh-CN"/>
+              </w:rPr>
+              <w:t>4</w:t>
+            </w:r>
+            <w:r>
+              <w:rPr>
+                <w:rFonts w:ascii="宋体" w:hAnsi="宋体" w:eastAsia="宋体" w:cs="宋体"/>
+                <w:b/>
+                <w:bCs/>
+                <w:spacing w:val="-8"/>
+                <w:sz w:val="24"/>
+                <w:szCs w:val="24"/>
+              </w:rPr>
+              <w:t>010</w:t>
+            </w:r>
+            <w:r>
+              <w:rPr>
+                <w:rFonts w:hint="eastAsia" w:ascii="宋体" w:hAnsi="宋体" w:cs="宋体"/>
+                <w:b/>
+                <w:bCs/>
+                <w:spacing w:val="-8"/>
+                <w:sz w:val="24"/>
+                <w:szCs w:val="24"/>
+                <w:lang w:val="en-US" w:eastAsia="zh-CN"/>
+              </w:rPr>
+              <w:t>1</w:t>
+            </w:r>
+            <w:r>
+              <w:rPr>
+                <w:rFonts w:ascii="宋体" w:hAnsi="宋体" w:eastAsia="宋体" w:cs="宋体"/>
+                <w:b/>
+                <w:bCs/>
+                <w:spacing w:val="-5"/>
+                <w:sz w:val="24"/>
+                <w:szCs w:val="24"/>
+              </w:rPr>
+              <w:t>-01</w:t>
+            </w:r>
+          </w:p>
+          <w:p>
+            <w:pPr>
+              <w:spacing w:line="219" w:lineRule="auto"/>
+              <w:ind w:left="471"/>
+              <w:rPr>
+                <w:rFonts w:ascii="宋体" w:hAnsi="宋体" w:eastAsia="宋体" w:cs="宋体"/>
+                <w:sz w:val="24"/>
+                <w:szCs w:val="24"/>
+              </w:rPr>
+            </w:pPr>
+            <w:r>
+              <w:rPr>
+                <w:rFonts w:ascii="宋体" w:hAnsi="宋体" w:eastAsia="宋体" w:cs="宋体"/>
+                <w:b/>
+                <w:bCs/>
+                <w:spacing w:val="-5"/>
+                <w:sz w:val="24"/>
+                <w:szCs w:val="24"/>
+              </w:rPr>
+              <w:t>-03</w:t>
+            </w:r>
+          </w:p>
+          <w:p>
+            <w:pPr>
+              <w:spacing w:line="219" w:lineRule="auto"/>
+              <w:ind w:left="172"/>
+              <w:rPr>
+                <w:rFonts w:ascii="宋体" w:hAnsi="宋体" w:eastAsia="宋体" w:cs="宋体"/>
+                <w:sz w:val="24"/>
+                <w:szCs w:val="24"/>
+              </w:rPr>
+            </w:pPr>
+            <w:r>
+              <w:rPr>
+                <w:rFonts w:ascii="宋体" w:hAnsi="宋体" w:eastAsia="宋体" w:cs="宋体"/>
+                <w:spacing w:val="-4"/>
+                <w:sz w:val="24"/>
+                <w:szCs w:val="24"/>
+              </w:rPr>
+              <w:t>优化改善</w:t>
+            </w:r>
+          </w:p>
+        </w:tc>
+        <w:tc>
+          <w:tcPr>
+            <w:tcW w:w="5034" w:type="dxa"/>
+          </w:tcPr>
+          <w:p>
+            <w:pPr>
+              <w:spacing w:before="243" w:line="253" w:lineRule="auto"/>
+              <w:ind w:left="120" w:right="135" w:firstLine="6"/>
+              <w:rPr>
+                <w:rFonts w:ascii="宋体" w:hAnsi="宋体" w:eastAsia="宋体" w:cs="宋体"/>
+                <w:spacing w:val="-2"/>
+                <w:sz w:val="24"/>
+                <w:szCs w:val="24"/>
+              </w:rPr>
+            </w:pPr>
+            <w:r>
+              <w:rPr>
+                <w:rFonts w:ascii="宋体" w:hAnsi="宋体" w:eastAsia="宋体" w:cs="宋体"/>
+                <w:spacing w:val="-2"/>
+                <w:sz w:val="24"/>
+                <w:szCs w:val="24"/>
+              </w:rPr>
+              <w:t>根据扫描结果对网络设备的配置进行优化</w:t>
+            </w:r>
+          </w:p>
+        </w:tc>
+        <w:tc>
+          <w:tcPr>
+            <w:tcW w:w="1232" w:type="dxa"/>
+          </w:tcPr>
+          <w:p>
+            <w:pPr>
+              <w:pStyle w:val="25"/>
+              <w:spacing w:line="353" w:lineRule="auto"/>
+            </w:pPr>
+          </w:p>
+          <w:p>
+            <w:pPr>
+              <w:spacing w:before="78" w:line="219" w:lineRule="auto"/>
+              <w:ind w:left="396"/>
+              <w:rPr>
+                <w:rFonts w:ascii="宋体" w:hAnsi="宋体" w:eastAsia="宋体" w:cs="宋体"/>
+                <w:sz w:val="24"/>
+                <w:szCs w:val="24"/>
+              </w:rPr>
+            </w:pPr>
+            <w:r>
+              <w:rPr>
+                <w:rFonts w:ascii="宋体" w:hAnsi="宋体" w:eastAsia="宋体" w:cs="宋体"/>
+                <w:spacing w:val="-6"/>
+                <w:sz w:val="24"/>
+                <w:szCs w:val="24"/>
+              </w:rPr>
+              <w:t>按需</w:t>
+            </w:r>
+          </w:p>
+        </w:tc>
+        <w:tc>
+          <w:tcPr>
+            <w:tcW w:w="1363" w:type="dxa"/>
+          </w:tcPr>
+          <w:p>
+            <w:pPr>
+              <w:pStyle w:val="25"/>
+              <w:spacing w:line="407" w:lineRule="auto"/>
+            </w:pPr>
+          </w:p>
+          <w:p>
+            <w:pPr>
+              <w:spacing w:before="78"/>
+              <w:ind w:left="530"/>
+              <w:rPr>
+                <w:rFonts w:ascii="宋体" w:hAnsi="宋体" w:eastAsia="宋体" w:cs="宋体"/>
+                <w:sz w:val="24"/>
+                <w:szCs w:val="24"/>
+              </w:rPr>
+            </w:pPr>
+            <w:r>
+              <w:rPr>
+                <w:rFonts w:ascii="宋体" w:hAnsi="宋体" w:eastAsia="宋体" w:cs="宋体"/>
+                <w:spacing w:val="-6"/>
+                <w:sz w:val="24"/>
+                <w:szCs w:val="24"/>
+              </w:rPr>
+              <w:t>5*8</w:t>
+            </w:r>
+          </w:p>
+        </w:tc>
+        <w:tc>
+          <w:tcPr>
+            <w:tcW w:w="1354" w:type="dxa"/>
+          </w:tcPr>
+          <w:p>
+            <w:pPr>
+              <w:pStyle w:val="25"/>
+              <w:spacing w:line="353" w:lineRule="auto"/>
+            </w:pPr>
+          </w:p>
+          <w:p>
+            <w:pPr>
+              <w:spacing w:before="78" w:line="220" w:lineRule="auto"/>
+              <w:ind w:left="162"/>
+              <w:rPr>
+                <w:rFonts w:ascii="宋体" w:hAnsi="宋体" w:eastAsia="宋体" w:cs="宋体"/>
+                <w:sz w:val="24"/>
+                <w:szCs w:val="24"/>
+              </w:rPr>
+            </w:pPr>
+            <w:r>
+              <w:rPr>
+                <w:rFonts w:ascii="宋体" w:hAnsi="宋体" w:eastAsia="宋体" w:cs="宋体"/>
+                <w:spacing w:val="-5"/>
+                <w:sz w:val="24"/>
+                <w:szCs w:val="24"/>
+              </w:rPr>
+              <w:t>现场/远程</w:t>
+            </w:r>
+          </w:p>
+        </w:tc>
+        <w:tc>
+          <w:tcPr>
+            <w:tcW w:w="2038" w:type="dxa"/>
+            <w:vMerge w:val="continue"/>
+            <w:tcBorders>
+              <w:top w:val="nil"/>
+              <w:bottom w:val="nil"/>
+            </w:tcBorders>
+          </w:tcPr>
+          <w:p>
+            <w:pPr>
+              <w:pStyle w:val="25"/>
+            </w:pPr>
+          </w:p>
+        </w:tc>
+      </w:tr>
+      <w:tr>
+        <w:tblPrEx>
+          <w:tblBorders>
+            <w:top w:val="single" w:color="000000" w:sz="2" w:space="0"/>
+            <w:left w:val="single" w:color="000000" w:sz="2" w:space="0"/>
+            <w:bottom w:val="single" w:color="000000" w:sz="2" w:space="0"/>
+            <w:right w:val="single" w:color="000000" w:sz="2" w:space="0"/>
+            <w:insideH w:val="single" w:color="000000" w:sz="2" w:space="0"/>
+            <w:insideV w:val="single" w:color="000000" w:sz="2" w:space="0"/>
+          </w:tblBorders>
+          <w:tblCellMar>
+            <w:top w:w="0" w:type="dxa"/>
+            <w:left w:w="0" w:type="dxa"/>
+            <w:bottom w:w="0" w:type="dxa"/>
+            <w:right w:w="0" w:type="dxa"/>
+          </w:tblCellMar>
+        </w:tblPrEx>
+        <w:trPr>
+          <w:trHeight w:val="1085" w:hRule="atLeast"/>
+        </w:trPr>
+        <w:tc>
+          <w:tcPr>
+            <w:tcW w:w="1674" w:type="dxa"/>
+            <w:vMerge w:val="continue"/>
+            <w:tcBorders>
+              <w:top w:val="nil"/>
+              <w:bottom w:val="nil"/>
+            </w:tcBorders>
+          </w:tcPr>
+          <w:p>
+            <w:pPr>
+              <w:pStyle w:val="25"/>
+            </w:pPr>
+          </w:p>
+        </w:tc>
+        <w:tc>
+          <w:tcPr>
+            <w:tcW w:w="1290" w:type="dxa"/>
+          </w:tcPr>
+          <w:p>
+            <w:pPr>
+              <w:spacing w:line="219" w:lineRule="auto"/>
+              <w:rPr>
+                <w:rFonts w:ascii="宋体" w:hAnsi="宋体" w:eastAsia="宋体" w:cs="宋体"/>
+                <w:b/>
+                <w:bCs/>
+                <w:spacing w:val="-8"/>
+                <w:sz w:val="24"/>
+                <w:szCs w:val="24"/>
+              </w:rPr>
+            </w:pPr>
+          </w:p>
+          <w:p>
+            <w:pPr>
+              <w:spacing w:line="219" w:lineRule="auto"/>
+              <w:rPr>
+                <w:rFonts w:ascii="宋体" w:hAnsi="宋体" w:eastAsia="宋体" w:cs="宋体"/>
+                <w:sz w:val="24"/>
+                <w:szCs w:val="24"/>
+              </w:rPr>
+            </w:pPr>
+            <w:r>
+              <w:rPr>
+                <w:rFonts w:ascii="宋体" w:hAnsi="宋体" w:eastAsia="宋体" w:cs="宋体"/>
+                <w:b/>
+                <w:bCs/>
+                <w:spacing w:val="-8"/>
+                <w:sz w:val="24"/>
+                <w:szCs w:val="24"/>
+              </w:rPr>
+              <w:t>040</w:t>
+            </w:r>
+            <w:r>
+              <w:rPr>
+                <w:rFonts w:hint="eastAsia" w:ascii="宋体" w:hAnsi="宋体" w:cs="宋体"/>
+                <w:b/>
+                <w:bCs/>
+                <w:spacing w:val="-8"/>
+                <w:sz w:val="24"/>
+                <w:szCs w:val="24"/>
+                <w:lang w:val="en-US" w:eastAsia="zh-CN"/>
+              </w:rPr>
+              <w:t>4</w:t>
+            </w:r>
+            <w:r>
+              <w:rPr>
+                <w:rFonts w:ascii="宋体" w:hAnsi="宋体" w:eastAsia="宋体" w:cs="宋体"/>
+                <w:b/>
+                <w:bCs/>
+                <w:spacing w:val="-8"/>
+                <w:sz w:val="24"/>
+                <w:szCs w:val="24"/>
+              </w:rPr>
+              <w:t>010</w:t>
+            </w:r>
+            <w:r>
+              <w:rPr>
+                <w:rFonts w:hint="eastAsia" w:ascii="宋体" w:hAnsi="宋体" w:cs="宋体"/>
+                <w:b/>
+                <w:bCs/>
+                <w:spacing w:val="-8"/>
+                <w:sz w:val="24"/>
+                <w:szCs w:val="24"/>
+                <w:lang w:val="en-US" w:eastAsia="zh-CN"/>
+              </w:rPr>
+              <w:t>1</w:t>
+            </w:r>
+            <w:r>
+              <w:rPr>
+                <w:rFonts w:ascii="宋体" w:hAnsi="宋体" w:eastAsia="宋体" w:cs="宋体"/>
+                <w:b/>
+                <w:bCs/>
+                <w:spacing w:val="-5"/>
+                <w:sz w:val="24"/>
+                <w:szCs w:val="24"/>
+              </w:rPr>
+              <w:t>-01</w:t>
+            </w:r>
+          </w:p>
+          <w:p>
+            <w:pPr>
+              <w:spacing w:line="219" w:lineRule="auto"/>
+              <w:ind w:left="471"/>
+              <w:rPr>
+                <w:rFonts w:ascii="宋体" w:hAnsi="宋体" w:eastAsia="宋体" w:cs="宋体"/>
+                <w:sz w:val="24"/>
+                <w:szCs w:val="24"/>
+              </w:rPr>
+            </w:pPr>
+            <w:r>
+              <w:rPr>
+                <w:rFonts w:ascii="宋体" w:hAnsi="宋体" w:eastAsia="宋体" w:cs="宋体"/>
+                <w:b/>
+                <w:bCs/>
+                <w:spacing w:val="-5"/>
+                <w:sz w:val="24"/>
+                <w:szCs w:val="24"/>
+              </w:rPr>
+              <w:t>-04</w:t>
+            </w:r>
+          </w:p>
+          <w:p>
+            <w:pPr>
+              <w:spacing w:before="1" w:line="217" w:lineRule="auto"/>
+              <w:ind w:left="177"/>
+              <w:rPr>
+                <w:rFonts w:ascii="宋体" w:hAnsi="宋体" w:eastAsia="宋体" w:cs="宋体"/>
+                <w:sz w:val="24"/>
+                <w:szCs w:val="24"/>
+              </w:rPr>
+            </w:pPr>
+            <w:r>
+              <w:rPr>
+                <w:rFonts w:ascii="宋体" w:hAnsi="宋体" w:eastAsia="宋体" w:cs="宋体"/>
+                <w:spacing w:val="-5"/>
+                <w:sz w:val="24"/>
+                <w:szCs w:val="24"/>
+              </w:rPr>
+              <w:t>调研评估</w:t>
+            </w:r>
+          </w:p>
+        </w:tc>
+        <w:tc>
+          <w:tcPr>
+            <w:tcW w:w="5034" w:type="dxa"/>
+          </w:tcPr>
+          <w:p>
+            <w:pPr>
+              <w:spacing w:before="243" w:line="253" w:lineRule="auto"/>
+              <w:ind w:left="120" w:right="135" w:firstLine="6"/>
+              <w:rPr>
+                <w:rFonts w:ascii="宋体" w:hAnsi="宋体" w:eastAsia="宋体" w:cs="宋体"/>
+                <w:spacing w:val="-2"/>
+                <w:sz w:val="24"/>
+                <w:szCs w:val="24"/>
+              </w:rPr>
+            </w:pPr>
+            <w:r>
+              <w:rPr>
+                <w:rFonts w:ascii="宋体" w:hAnsi="宋体" w:eastAsia="宋体" w:cs="宋体"/>
+                <w:spacing w:val="-2"/>
+                <w:sz w:val="24"/>
+                <w:szCs w:val="24"/>
+              </w:rPr>
+              <w:t>根据扫描结果对网络设备的配置进行</w:t>
+            </w:r>
+            <w:r>
+              <w:rPr>
+                <w:rFonts w:hint="eastAsia" w:ascii="宋体" w:hAnsi="宋体" w:eastAsia="宋体" w:cs="宋体"/>
+                <w:spacing w:val="-2"/>
+                <w:sz w:val="24"/>
+                <w:szCs w:val="24"/>
+              </w:rPr>
+              <w:t>调研</w:t>
+            </w:r>
+            <w:r>
+              <w:rPr>
+                <w:rFonts w:ascii="宋体" w:hAnsi="宋体" w:eastAsia="宋体" w:cs="宋体"/>
+                <w:spacing w:val="-2"/>
+                <w:sz w:val="24"/>
+                <w:szCs w:val="24"/>
+              </w:rPr>
+              <w:t>评估</w:t>
+            </w:r>
+          </w:p>
+        </w:tc>
+        <w:tc>
+          <w:tcPr>
+            <w:tcW w:w="1232" w:type="dxa"/>
+          </w:tcPr>
+          <w:p>
+            <w:pPr>
+              <w:pStyle w:val="25"/>
+              <w:spacing w:line="365" w:lineRule="auto"/>
+            </w:pPr>
+          </w:p>
+          <w:p>
+            <w:pPr>
+              <w:spacing w:before="78" w:line="219" w:lineRule="auto"/>
+              <w:ind w:left="396"/>
+              <w:rPr>
+                <w:rFonts w:ascii="宋体" w:hAnsi="宋体" w:eastAsia="宋体" w:cs="宋体"/>
+                <w:sz w:val="24"/>
+                <w:szCs w:val="24"/>
+              </w:rPr>
+            </w:pPr>
+            <w:r>
+              <w:rPr>
+                <w:rFonts w:ascii="宋体" w:hAnsi="宋体" w:eastAsia="宋体" w:cs="宋体"/>
+                <w:spacing w:val="-6"/>
+                <w:sz w:val="24"/>
+                <w:szCs w:val="24"/>
+              </w:rPr>
+              <w:t>按需</w:t>
+            </w:r>
+          </w:p>
+        </w:tc>
+        <w:tc>
+          <w:tcPr>
+            <w:tcW w:w="1363" w:type="dxa"/>
+          </w:tcPr>
+          <w:p>
+            <w:pPr>
+              <w:pStyle w:val="25"/>
+              <w:spacing w:line="416" w:lineRule="auto"/>
+            </w:pPr>
+          </w:p>
+          <w:p>
+            <w:pPr>
+              <w:spacing w:before="78"/>
+              <w:ind w:left="530"/>
+              <w:rPr>
+                <w:rFonts w:ascii="宋体" w:hAnsi="宋体" w:eastAsia="宋体" w:cs="宋体"/>
+                <w:sz w:val="24"/>
+                <w:szCs w:val="24"/>
+              </w:rPr>
+            </w:pPr>
+            <w:r>
+              <w:rPr>
+                <w:rFonts w:ascii="宋体" w:hAnsi="宋体" w:eastAsia="宋体" w:cs="宋体"/>
+                <w:spacing w:val="-6"/>
+                <w:sz w:val="24"/>
+                <w:szCs w:val="24"/>
+              </w:rPr>
+              <w:t>5*8</w:t>
+            </w:r>
+          </w:p>
+        </w:tc>
+        <w:tc>
+          <w:tcPr>
+            <w:tcW w:w="1354" w:type="dxa"/>
+          </w:tcPr>
+          <w:p>
+            <w:pPr>
+              <w:pStyle w:val="25"/>
+              <w:spacing w:line="364" w:lineRule="auto"/>
+            </w:pPr>
+          </w:p>
+          <w:p>
+            <w:pPr>
+              <w:spacing w:before="78" w:line="220" w:lineRule="auto"/>
+              <w:ind w:left="162"/>
+              <w:rPr>
+                <w:rFonts w:ascii="宋体" w:hAnsi="宋体" w:eastAsia="宋体" w:cs="宋体"/>
+                <w:sz w:val="24"/>
+                <w:szCs w:val="24"/>
+              </w:rPr>
+            </w:pPr>
+            <w:r>
+              <w:rPr>
+                <w:rFonts w:ascii="宋体" w:hAnsi="宋体" w:eastAsia="宋体" w:cs="宋体"/>
+                <w:spacing w:val="-5"/>
+                <w:sz w:val="24"/>
+                <w:szCs w:val="24"/>
+              </w:rPr>
+              <w:t>现场/远程</w:t>
+            </w:r>
+          </w:p>
+        </w:tc>
+        <w:tc>
+          <w:tcPr>
+            <w:tcW w:w="2038" w:type="dxa"/>
+            <w:vMerge w:val="continue"/>
+            <w:tcBorders>
+              <w:top w:val="nil"/>
+            </w:tcBorders>
+          </w:tcPr>
+          <w:p>
+            <w:pPr>
+              <w:pStyle w:val="25"/>
+            </w:pPr>
+          </w:p>
+        </w:tc>
+      </w:tr>
+      <w:tr>
+        <w:tblPrEx>
+          <w:tblBorders>
+            <w:top w:val="single" w:color="000000" w:sz="2" w:space="0"/>
+            <w:left w:val="single" w:color="000000" w:sz="2" w:space="0"/>
+            <w:bottom w:val="single" w:color="000000" w:sz="2" w:space="0"/>
+            <w:right w:val="single" w:color="000000" w:sz="2" w:space="0"/>
+            <w:insideH w:val="single" w:color="000000" w:sz="2" w:space="0"/>
+            <w:insideV w:val="single" w:color="000000" w:sz="2" w:space="0"/>
+          </w:tblBorders>
+          <w:tblCellMar>
+            <w:top w:w="0" w:type="dxa"/>
+            <w:left w:w="0" w:type="dxa"/>
+            <w:bottom w:w="0" w:type="dxa"/>
+            <w:right w:w="0" w:type="dxa"/>
+          </w:tblCellMar>
+        </w:tblPrEx>
+        <w:trPr>
+          <w:trHeight w:val="760" w:hRule="atLeast"/>
+        </w:trPr>
+        <w:tc>
+          <w:tcPr>
+            <w:tcW w:w="1674" w:type="dxa"/>
+            <w:vMerge w:val="continue"/>
+            <w:tcBorders>
+              <w:top w:val="nil"/>
+            </w:tcBorders>
+          </w:tcPr>
+          <w:p>
+            <w:pPr>
+              <w:pStyle w:val="25"/>
+            </w:pPr>
+          </w:p>
+        </w:tc>
+        <w:tc>
+          <w:tcPr>
+            <w:tcW w:w="12311" w:type="dxa"/>
+            <w:gridSpan w:val="6"/>
+          </w:tcPr>
+          <w:p>
+            <w:pPr>
+              <w:spacing w:before="279" w:line="219" w:lineRule="auto"/>
+              <w:ind w:left="118"/>
+              <w:rPr>
+                <w:rFonts w:hint="eastAsia" w:ascii="宋体" w:hAnsi="宋体" w:eastAsia="宋体" w:cs="宋体"/>
+                <w:spacing w:val="-2"/>
+                <w:sz w:val="24"/>
+                <w:szCs w:val="24"/>
+                <w:lang w:eastAsia="zh-CN"/>
+              </w:rPr>
+            </w:pPr>
+            <w:r>
+              <w:rPr>
+                <w:rFonts w:ascii="宋体" w:hAnsi="宋体" w:eastAsia="宋体" w:cs="宋体"/>
+                <w:spacing w:val="-1"/>
+                <w:sz w:val="24"/>
+                <w:szCs w:val="24"/>
+              </w:rPr>
+              <w:t>服务目标：确保网络设备运行稳定，及时发现隐患并改进，保证业务连续性</w:t>
+            </w:r>
+            <w:r>
+              <w:rPr>
+                <w:rFonts w:hint="eastAsia" w:ascii="宋体" w:hAnsi="宋体" w:cs="宋体"/>
+                <w:spacing w:val="-1"/>
+                <w:sz w:val="24"/>
+                <w:szCs w:val="24"/>
+                <w:lang w:eastAsia="zh-CN"/>
+              </w:rPr>
+              <w:t>。</w:t>
+            </w:r>
+          </w:p>
+        </w:tc>
+      </w:tr>
+    </w:tbl>
+    <w:p>
+      <w:pPr>
+        <w:spacing w:before="91" w:line="220" w:lineRule="auto"/>
+        <w:ind w:left="71"/>
+        <w:rPr>
+          <w:rFonts w:ascii="宋体" w:hAnsi="宋体" w:eastAsia="宋体" w:cs="宋体"/>
+          <w:b/>
+          <w:bCs/>
+          <w:spacing w:val="-5"/>
+          <w:sz w:val="28"/>
+          <w:szCs w:val="28"/>
+        </w:rPr>
       </w:pPr>
     </w:p>
     <w:sectPr>
@@ -26026,8 +28196,23 @@
       </w:rPr>
     </w:lvl>
   </w:abstractNum>
+  <w:abstractNum w:abstractNumId="1">
+    <w:nsid w:val="5CE99893"/>
+    <w:multiLevelType w:val="singleLevel"/>
+    <w:tmpl w:val="5CE99893"/>
+    <w:lvl w:ilvl="0" w:tentative="0">
+      <w:start w:val="4"/>
+      <w:numFmt w:val="decimal"/>
+      <w:suff w:val="space"/>
+      <w:lvlText w:val="%1."/>
+      <w:lvlJc w:val="left"/>
+    </w:lvl>
+  </w:abstractNum>
   <w:num w:numId="1">
     <w:abstractNumId w:val="0"/>
+  </w:num>
+  <w:num w:numId="2">
+    <w:abstractNumId w:val="1"/>
   </w:num>
 </w:numbering>
 </file>
@@ -26213,6 +28398,7 @@
     <w:lsdException w:unhideWhenUsed="0" w:uiPriority="63" w:semiHidden="0" w:name="Medium Shading 1 Accent 1"/>
     <w:lsdException w:unhideWhenUsed="0" w:uiPriority="64" w:semiHidden="0" w:name="Medium Shading 2 Accent 1"/>
     <w:lsdException w:unhideWhenUsed="0" w:uiPriority="65" w:semiHidden="0" w:name="Medium List 1 Accent 1"/>
+    <w:lsdException w:qFormat="1" w:unhideWhenUsed="0" w:uiPriority="34" w:semiHidden="0" w:name="List Paragraph"/>
     <w:lsdException w:unhideWhenUsed="0" w:uiPriority="66" w:semiHidden="0" w:name="Medium List 2 Accent 1"/>
     <w:lsdException w:unhideWhenUsed="0" w:uiPriority="67" w:semiHidden="0" w:name="Medium Grid 1 Accent 1"/>
     <w:lsdException w:unhideWhenUsed="0" w:uiPriority="68" w:semiHidden="0" w:name="Medium Grid 2 Accent 1"/>
@@ -26979,6 +29165,34 @@
       </w:tblCellMar>
     </w:tblPr>
   </w:style>
+  <w:style w:type="paragraph" w:styleId="43">
+    <w:name w:val="List Paragraph"/>
+    <w:basedOn w:val="1"/>
+    <w:qFormat/>
+    <w:uiPriority w:val="34"/>
+    <w:pPr>
+      <w:ind w:firstLine="420" w:firstLineChars="200"/>
+    </w:pPr>
+  </w:style>
+  <w:style w:type="table" w:customStyle="1" w:styleId="44">
+    <w:name w:val="TableGrid"/>
+    <w:qFormat/>
+    <w:uiPriority w:val="0"/>
+    <w:rPr>
+      <w:rFonts w:asciiTheme="minorHAnsi" w:hAnsiTheme="minorHAnsi" w:eastAsiaTheme="minorEastAsia" w:cstheme="minorBidi"/>
+      <w:kern w:val="2"/>
+      <w:sz w:val="21"/>
+      <w:szCs w:val="22"/>
+    </w:rPr>
+    <w:tblPr>
+      <w:tblCellMar>
+        <w:top w:w="0" w:type="dxa"/>
+        <w:left w:w="0" w:type="dxa"/>
+        <w:bottom w:w="0" w:type="dxa"/>
+        <w:right w:w="0" w:type="dxa"/>
+      </w:tblCellMar>
+    </w:tblPr>
+  </w:style>
 </w:styles>
 </file>
 
